--- a/ESCOPO-DO-PROJETO.docx
+++ b/ESCOPO-DO-PROJETO.docx
@@ -1697,23 +1697,23 @@
           </w:tcPr>
           <w:p>
             <w:r>
-              <w:t xml:space="preserve">Cadastro de nova ata</w:t>
-            </w:r>
-          </w:p>
-        </w:tc>
-        <w:tc>
-          <w:tcPr>
-            <w:tcW w:type="dxa" w:w="3000"/>
-            <w:tcMar>
-              <w:top w:type="dxa" w:w="80"/>
-              <w:left w:type="dxa" w:w="100"/>
-              <w:bottom w:type="dxa" w:w="80"/>
-              <w:right w:type="dxa" w:w="100"/>
-            </w:tcMar>
-          </w:tcPr>
-          <w:p>
-            <w:r>
-              <w:t xml:space="preserve">🟡 Funciona, mas só 1 item por ata (ver gap)</w:t>
+              <w:t xml:space="preserve">Cadastro de nova ata (N itens)</w:t>
+            </w:r>
+          </w:p>
+        </w:tc>
+        <w:tc>
+          <w:tcPr>
+            <w:tcW w:type="dxa" w:w="3000"/>
+            <w:tcMar>
+              <w:top w:type="dxa" w:w="80"/>
+              <w:left w:type="dxa" w:w="100"/>
+              <w:bottom w:type="dxa" w:w="80"/>
+              <w:right w:type="dxa" w:w="100"/>
+            </w:tcMar>
+          </w:tcPr>
+          <w:p>
+            <w:r>
+              <w:t xml:space="preserve">✅ Completo</w:t>
             </w:r>
           </w:p>
         </w:tc>
@@ -1812,6 +1812,34 @@
     </w:p>
     <w:p>
       <w:pPr>
+        <w:pStyle w:val="ListParagraph"/>
+        <w:numPr>
+          <w:ilvl w:val="0"/>
+          <w:numId w:val="1"/>
+        </w:numPr>
+        <w:spacing w:after="60"/>
+      </w:pPr>
+      <w:r>
+        <w:rPr>
+          <w:b/>
+          <w:bCs/>
+        </w:rPr>
+        <w:t xml:space="preserve">Cadastro de ata com múltiplos itens de uma vez</w:t>
+      </w:r>
+      <w:r>
+        <w:t xml:space="preserve"> (2026-09-04) — o</w:t>
+      </w:r>
+    </w:p>
+    <w:p>
+      <w:pPr>
+        <w:spacing w:after="150"/>
+      </w:pPr>
+      <w:r>
+        <w:t xml:space="preserve">  formulário agora tem "+ Adicionar item" (e "Remover" por bloco, exceto   quando só resta 1), enviando a lista inteira via `FormData.getAll` com   campos `itemDescricao[]`/`itemCategoria[]`/`itemUnidade[]`/   `itemQuantidade[]`/`itemValorUnitario[]`. A ação valida que todos os   arrays têm o mesmo tamanho e cada item é válido, e cria a ata com todos   os itens num único `prisma.ata.create`. Verificado ao vivo com   Playwright (3 itens numa mesma ata, todos apareceram na página de   detalhe).</w:t>
+      </w:r>
+    </w:p>
+    <w:p>
+      <w:pPr>
         <w:pStyle w:val="Heading2"/>
         <w:spacing w:after="100" w:before="200"/>
       </w:pPr>
@@ -1833,54 +1861,6 @@
           <w:b/>
           <w:bCs/>
         </w:rPr>
-        <w:t xml:space="preserve">Cadastro de ata com múltiplos itens de uma vez.</w:t>
-      </w:r>
-      <w:r>
-        <w:t xml:space="preserve"> Achado da revisão</w:t>
-      </w:r>
-    </w:p>
-    <w:p>
-      <w:pPr>
-        <w:spacing w:after="150"/>
-      </w:pPr>
-      <w:r>
-        <w:t xml:space="preserve">  de telas (Prompt 1, 2026-09-04): o formulário hoje só tem </w:t>
-      </w:r>
-      <w:r>
-        <w:rPr>
-          <w:b/>
-          <w:bCs/>
-        </w:rPr>
-        <w:t xml:space="preserve">uma</w:t>
-      </w:r>
-      <w:r>
-        <w:t xml:space="preserve"> seção   de item fixa — sem "adicionar outro item". Toda ata cadastrada por esse   formulário sai com exatamente 1 item, mesmo o schema suportando N   (`Ata.itens: Item[]` já é um-para-muitos de verdade — a prova é o seed,   que cria atas com 2+ itens direto no banco). </w:t>
-      </w:r>
-      <w:r>
-        <w:rPr>
-          <w:b/>
-          <w:bCs/>
-        </w:rPr>
-        <w:t xml:space="preserve">Este é o gap mais   importante da Tela 2</w:t>
-      </w:r>
-      <w:r>
-        <w:t xml:space="preserve"> — sem ele, toda ata real cadastrada por   fornecedor continuará chegando com 1 item só, o que não representa o   caso real (atas de 200-541 itens, como a de medicamentos mencionada).</w:t>
-      </w:r>
-    </w:p>
-    <w:p>
-      <w:pPr>
-        <w:pStyle w:val="ListParagraph"/>
-        <w:numPr>
-          <w:ilvl w:val="0"/>
-          <w:numId w:val="1"/>
-        </w:numPr>
-        <w:spacing w:after="60"/>
-      </w:pPr>
-      <w:r>
-        <w:rPr>
-          <w:b/>
-          <w:bCs/>
-        </w:rPr>
         <w:t xml:space="preserve">Upload de documento</w:t>
       </w:r>
       <w:r>
@@ -1892,28 +1872,30 @@
         <w:spacing w:after="150"/>
       </w:pPr>
       <w:r>
-        <w:t xml:space="preserve">  cadastro é só formulário de texto, sem anexo.</w:t>
-      </w:r>
-    </w:p>
-    <w:p>
-      <w:pPr>
-        <w:pStyle w:val="ListParagraph"/>
-        <w:numPr>
-          <w:ilvl w:val="0"/>
-          <w:numId w:val="1"/>
-        </w:numPr>
-        <w:spacing w:after="60"/>
-      </w:pPr>
-      <w:r>
-        <w:t xml:space="preserve">Nenhum gap adicional foi levantado ainda pro restante do painel do</w:t>
-      </w:r>
-    </w:p>
-    <w:p>
-      <w:pPr>
-        <w:spacing w:after="150"/>
-      </w:pPr>
-      <w:r>
-        <w:t xml:space="preserve">  fornecedor — a lista acima reflete o estado da última rodada de   discussão.</w:t>
+        <w:t xml:space="preserve">  cadastro é só formulário de texto, sem anexo. </w:t>
+      </w:r>
+      <w:r>
+        <w:rPr>
+          <w:b/>
+          <w:bCs/>
+        </w:rPr>
+        <w:t xml:space="preserve">Não construído ainda</w:t>
+      </w:r>
+      <w:r>
+        <w:t xml:space="preserve">   porque exige uma decisão de infraestrutura que não é só código: qual   serviço de armazenamento de arquivo usar (S3, R2, Vercel Blob, etc.) e   as credenciais correspondentes — não é algo pra decidir sozinho.</w:t>
+      </w:r>
+    </w:p>
+    <w:p>
+      <w:pPr>
+        <w:pStyle w:val="ListParagraph"/>
+        <w:numPr>
+          <w:ilvl w:val="0"/>
+          <w:numId w:val="1"/>
+        </w:numPr>
+        <w:spacing w:after="60"/>
+      </w:pPr>
+      <w:r>
+        <w:t xml:space="preserve">Nenhum outro gap novo levantado desde a última rodada de discussão.</w:t>
       </w:r>
     </w:p>
     <w:p>
@@ -2328,7 +2310,37 @@
         <w:spacing w:after="150"/>
       </w:pPr>
       <w:r>
-        <w:t xml:space="preserve">  pedidos não distingue "está com você aguardando ação" de "está com o   fornecedor/Tech10 aguardando eles". Levantado na primeira rodada de   gap-analysis, ainda não confirmado como prioridade.</w:t>
+        <w:t xml:space="preserve">  pedidos não distingue "está com você aguardando ação" de "está com o   fornecedor/Tech10 aguardando eles". </w:t>
+      </w:r>
+      <w:r>
+        <w:rPr>
+          <w:b/>
+          <w:bCs/>
+        </w:rPr>
+        <w:t xml:space="preserve">Não construído ainda</w:t>
+      </w:r>
+      <w:r>
+        <w:t xml:space="preserve"> porque o   sistema hoje não tem essa distinção como regra de negócio de verdade:   `avancarEstagioAdesao` (`src/app/adesoes/actions.ts`) deixa </w:t>
+      </w:r>
+      <w:r>
+        <w:rPr>
+          <w:b/>
+          <w:bCs/>
+        </w:rPr>
+        <w:t xml:space="preserve">qualquer   um dos dois lados</w:t>
+      </w:r>
+      <w:r>
+        <w:t xml:space="preserve"> (fornecedor ou órgão) avançar </w:t>
+      </w:r>
+      <w:r>
+        <w:rPr>
+          <w:b/>
+          <w:bCs/>
+        </w:rPr>
+        <w:t xml:space="preserve">qualquer</w:t>
+      </w:r>
+      <w:r>
+        <w:t xml:space="preserve"> estágio   — não existe hoje um conceito de "de quem é a vez" real no sistema. Um   filtro assim precisaria ou (a) só rotular visualmente um "provável   próximo responsável" por estágio, com base no nome de cada estágio (ex.:   `APRESENTADA_ORGAO` sugere ser a vez do órgão emitir ofício), sem mudar   quem pode clicar "avançar"; ou (b) implementar de verdade a trava de   quem pode agir em cada estágio. São duas features bem diferentes —   peço confirmação de qual das duas antes de construir.</w:t>
       </w:r>
     </w:p>
     <w:p>
@@ -2688,7 +2700,54 @@
         <w:spacing w:after="100" w:before="200"/>
       </w:pPr>
       <w:r>
-        <w:t xml:space="preserve">5.2 Gaps identificados, aguardando confirmação pra construir</w:t>
+        <w:t xml:space="preserve">5.2 Requisitos confirmados e já aplicados</w:t>
+      </w:r>
+    </w:p>
+    <w:p>
+      <w:pPr>
+        <w:pStyle w:val="ListParagraph"/>
+        <w:numPr>
+          <w:ilvl w:val="0"/>
+          <w:numId w:val="1"/>
+        </w:numPr>
+        <w:spacing w:after="60"/>
+      </w:pPr>
+      <w:r>
+        <w:rPr>
+          <w:b/>
+          <w:bCs/>
+        </w:rPr>
+        <w:t xml:space="preserve">Sinalização de atas PNCP incompletas</w:t>
+      </w:r>
+      <w:r>
+        <w:t xml:space="preserve"> (2026-09-04) — atas com</w:t>
+      </w:r>
+    </w:p>
+    <w:p>
+      <w:pPr>
+        <w:spacing w:after="150"/>
+      </w:pPr>
+      <w:r>
+        <w:t xml:space="preserve">  `origem = PNCP` e sem fornecedor real identificado (CNPJ placeholder   `00000000000000`) ou sem nenhum item enriquecido agora aparecem com um   selo "PNCP incompleta" e vêm primeiro na fila de "Atas aguardando   moderação" em `/admin`, em vez de se perderem misturadas com o resto.   </w:t>
+      </w:r>
+      <w:r>
+        <w:rPr>
+          <w:b/>
+          <w:bCs/>
+        </w:rPr>
+        <w:t xml:space="preserve">Ainda não construído:</w:t>
+      </w:r>
+      <w:r>
+        <w:t xml:space="preserve"> uma tela de edição pra de fato completar essas   atas (informar o fornecedor certo, adicionar os itens) — hoje o admin só   vê o alerta, mas precisa aprovar/rejeitar como estão ou completar por   fora do sistema.</w:t>
+      </w:r>
+    </w:p>
+    <w:p>
+      <w:pPr>
+        <w:pStyle w:val="Heading2"/>
+        <w:spacing w:after="100" w:before="200"/>
+      </w:pPr>
+      <w:r>
+        <w:t xml:space="preserve">5.3 Gaps identificados, aguardando confirmação pra construir</w:t>
       </w:r>
     </w:p>
     <w:p>
@@ -2717,34 +2776,6 @@
       </w:pPr>
       <w:r>
         <w:t xml:space="preserve">  contas de fornecedor ou órgão.</w:t>
-      </w:r>
-    </w:p>
-    <w:p>
-      <w:pPr>
-        <w:pStyle w:val="ListParagraph"/>
-        <w:numPr>
-          <w:ilvl w:val="0"/>
-          <w:numId w:val="1"/>
-        </w:numPr>
-        <w:spacing w:after="60"/>
-      </w:pPr>
-      <w:r>
-        <w:rPr>
-          <w:b/>
-          <w:bCs/>
-        </w:rPr>
-        <w:t xml:space="preserve">Fila de atas importadas do PNCP incompletas</w:t>
-      </w:r>
-      <w:r>
-        <w:t xml:space="preserve"> — atas importadas sem</w:t>
-      </w:r>
-    </w:p>
-    <w:p>
-      <w:pPr>
-        <w:spacing w:after="150"/>
-      </w:pPr>
-      <w:r>
-        <w:t xml:space="preserve">  fornecedor identificado (fornecedor "a confirmar") ou sem itens   enriquecidos ficam pendentes, mas não há uma tela dedicada pra revisar   e completar esses casos — hoje elas se misturam com a fila normal de   moderação em `/admin`.</w:t>
       </w:r>
     </w:p>
     <w:p>
@@ -2925,6 +2956,34 @@
       </w:pPr>
       <w:r>
         <w:t xml:space="preserve">  construída e revisada (rodada de 7 prompts de correção, 7/7 verificado   ao vivo). Telas 2, 3 e 4 documentadas no estado "parcial" com os gaps   já levantados nas rodadas de discussão anteriores, aguardando   confirmação um de cada vez, conforme o processo acordado.</w:t>
+      </w:r>
+    </w:p>
+    <w:p>
+      <w:pPr>
+        <w:pStyle w:val="ListParagraph"/>
+        <w:numPr>
+          <w:ilvl w:val="0"/>
+          <w:numId w:val="1"/>
+        </w:numPr>
+        <w:spacing w:after="60"/>
+      </w:pPr>
+      <w:r>
+        <w:rPr>
+          <w:b/>
+          <w:bCs/>
+        </w:rPr>
+        <w:t xml:space="preserve">2026-09-04 (mesmo dia, rodada seguinte)</w:t>
+      </w:r>
+      <w:r>
+        <w:t xml:space="preserve"> — Executados os gaps que já</w:t>
+      </w:r>
+    </w:p>
+    <w:p>
+      <w:pPr>
+        <w:spacing w:after="150"/>
+      </w:pPr>
+      <w:r>
+        <w:t xml:space="preserve">  estavam claros o suficiente pra construir sem nova decisão de negócio:   cadastro de ata com múltiplos itens (Tela 2, verificado ao vivo com 3   itens numa mesma ata) e sinalização de atas PNCP incompletas no painel   admin (Tela 4). Dois gaps ficaram explicitamente parados aguardando   decisão do usuário, por dependerem de escolha que não é só código:   upload de documento (Tela 2 — precisa escolher provedor de   armazenamento) e filtro "precisa da sua ação" (Tela 3 — precisa decidir   se é só rótulo informativo ou trava de verdade em   `avancarEstagioAdesao`).</w:t>
       </w:r>
     </w:p>
     <w:sectPr>

--- a/ESCOPO-DO-PROJETO.docx
+++ b/ESCOPO-DO-PROJETO.docx
@@ -773,6 +773,59 @@
     </w:p>
     <w:p>
       <w:pPr>
+        <w:pStyle w:val="ListParagraph"/>
+        <w:numPr>
+          <w:ilvl w:val="0"/>
+          <w:numId w:val="1"/>
+        </w:numPr>
+        <w:spacing w:after="60"/>
+      </w:pPr>
+      <w:r>
+        <w:rPr>
+          <w:b/>
+          <w:bCs/>
+        </w:rPr>
+        <w:t xml:space="preserve">Anexo de ata guardado no banco, não em provedor externo (2026-09-04)</w:t>
+      </w:r>
+    </w:p>
+    <w:p>
+      <w:pPr>
+        <w:spacing w:after="150"/>
+      </w:pPr>
+      <w:r>
+        <w:t xml:space="preserve">  — `DocumentoAta.conteudo: Bytes`, servido publicamente por   `/api/documentos/[id]`. Escolhido porque não exige credencial de   serviço de armazenamento (S3/R2/Vercel Blob) nenhuma e não depende de   disco local (que não sobrevive a deploy serverless). Limite de 10MB,   só PDF/JPEG/PNG.</w:t>
+      </w:r>
+    </w:p>
+    <w:p>
+      <w:pPr>
+        <w:pStyle w:val="ListParagraph"/>
+        <w:numPr>
+          <w:ilvl w:val="0"/>
+          <w:numId w:val="1"/>
+        </w:numPr>
+        <w:spacing w:after="60"/>
+      </w:pPr>
+      <w:r>
+        <w:rPr>
+          <w:b/>
+          <w:bCs/>
+        </w:rPr>
+        <w:t xml:space="preserve">"De quem é a vez" é só rótulo, não trava (2026-09-04)</w:t>
+      </w:r>
+      <w:r>
+        <w:t xml:space="preserve"> —</w:t>
+      </w:r>
+    </w:p>
+    <w:p>
+      <w:pPr>
+        <w:spacing w:after="150"/>
+      </w:pPr>
+      <w:r>
+        <w:t xml:space="preserve">  `atorEsperado()` (`src/lib/adesao.ts`) é puramente informativo. O   sistema continua deixando fornecedor OU órgão avançar qualquer   estágio de uma adesão; isso é decisão de processo/auditoria que exige   mais contexto de negócio antes de virar uma trava de permissão de   verdade.</w:t>
+      </w:r>
+    </w:p>
+    <w:p>
+      <w:pPr>
         <w:pStyle w:val="Heading1"/>
         <w:spacing w:after="150" w:before="300"/>
       </w:pPr>
@@ -1410,18 +1463,18 @@
           <w:b/>
           <w:bCs/>
         </w:rPr>
-        <w:t xml:space="preserve">Status: 🟡 Parcial</w:t>
-      </w:r>
-      <w:r>
-        <w:t xml:space="preserve"> — fluxo principal existe e funciona; gaps abaixo</w:t>
-      </w:r>
-    </w:p>
-    <w:p>
-      <w:pPr>
-        <w:spacing w:after="150"/>
-      </w:pPr>
-      <w:r>
-        <w:t xml:space="preserve">ainda não confirmados/construídos.</w:t>
+        <w:t xml:space="preserve">Status: ✅ Construída</w:t>
+      </w:r>
+      <w:r>
+        <w:t xml:space="preserve"> — fluxo principal e todos os gaps levantados</w:t>
+      </w:r>
+    </w:p>
+    <w:p>
+      <w:pPr>
+        <w:spacing w:after="150"/>
+      </w:pPr>
+      <w:r>
+        <w:t xml:space="preserve">até agora já aplicados.</w:t>
       </w:r>
     </w:p>
     <w:p>
@@ -1840,6 +1893,34 @@
     </w:p>
     <w:p>
       <w:pPr>
+        <w:pStyle w:val="ListParagraph"/>
+        <w:numPr>
+          <w:ilvl w:val="0"/>
+          <w:numId w:val="1"/>
+        </w:numPr>
+        <w:spacing w:after="60"/>
+      </w:pPr>
+      <w:r>
+        <w:rPr>
+          <w:b/>
+          <w:bCs/>
+        </w:rPr>
+        <w:t xml:space="preserve">Upload de documento</w:t>
+      </w:r>
+      <w:r>
+        <w:t xml:space="preserve"> (edital, ofício, ata digitalizada) (2026-09-04)</w:t>
+      </w:r>
+    </w:p>
+    <w:p>
+      <w:pPr>
+        <w:spacing w:after="150"/>
+      </w:pPr>
+      <w:r>
+        <w:t xml:space="preserve">  — decisão de arquitetura: guardado como bytes direto no Postgres   (`DocumentoAta.conteudo: Bytes`), não num provedor externo (S3/R2/Vercel   Blob) — funciona sem nenhuma credencial nova e continua funcionando em   qualquer ambiente de deploy sério, ao contrário de disco local (que se   perde em serverless). Campo opcional no formulário, PDF/JPEG/PNG até   10MB, validado no servidor. Link de download em `/api/documentos/[id]`   (público, sem login — documento de licitação é registro público),   aparece em "Minhas atas" (fornecedor), na página pública da ata e na   fila de moderação do admin. Verificado ao vivo com Playwright.</w:t>
+      </w:r>
+    </w:p>
+    <w:p>
+      <w:pPr>
         <w:pStyle w:val="Heading2"/>
         <w:spacing w:after="100" w:before="200"/>
       </w:pPr>
@@ -1857,45 +1938,7 @@
         <w:spacing w:after="60"/>
       </w:pPr>
       <w:r>
-        <w:rPr>
-          <w:b/>
-          <w:bCs/>
-        </w:rPr>
-        <w:t xml:space="preserve">Upload de documento</w:t>
-      </w:r>
-      <w:r>
-        <w:t xml:space="preserve"> (edital, ofício, ata digitalizada) — hoje o</w:t>
-      </w:r>
-    </w:p>
-    <w:p>
-      <w:pPr>
-        <w:spacing w:after="150"/>
-      </w:pPr>
-      <w:r>
-        <w:t xml:space="preserve">  cadastro é só formulário de texto, sem anexo. </w:t>
-      </w:r>
-      <w:r>
-        <w:rPr>
-          <w:b/>
-          <w:bCs/>
-        </w:rPr>
-        <w:t xml:space="preserve">Não construído ainda</w:t>
-      </w:r>
-      <w:r>
-        <w:t xml:space="preserve">   porque exige uma decisão de infraestrutura que não é só código: qual   serviço de armazenamento de arquivo usar (S3, R2, Vercel Blob, etc.) e   as credenciais correspondentes — não é algo pra decidir sozinho.</w:t>
-      </w:r>
-    </w:p>
-    <w:p>
-      <w:pPr>
-        <w:pStyle w:val="ListParagraph"/>
-        <w:numPr>
-          <w:ilvl w:val="0"/>
-          <w:numId w:val="1"/>
-        </w:numPr>
-        <w:spacing w:after="60"/>
-      </w:pPr>
-      <w:r>
-        <w:t xml:space="preserve">Nenhum outro gap novo levantado desde a última rodada de discussão.</w:t>
+        <w:t xml:space="preserve">Nenhum gap novo levantado desde a última rodada de discussão.</w:t>
       </w:r>
     </w:p>
     <w:p>
@@ -1916,18 +1959,18 @@
           <w:b/>
           <w:bCs/>
         </w:rPr>
-        <w:t xml:space="preserve">Status: 🟡 Parcial</w:t>
-      </w:r>
-      <w:r>
-        <w:t xml:space="preserve"> — fluxo principal existe e funciona; gap de UX</w:t>
-      </w:r>
-    </w:p>
-    <w:p>
-      <w:pPr>
-        <w:spacing w:after="150"/>
-      </w:pPr>
-      <w:r>
-        <w:t xml:space="preserve">identificado.</w:t>
+        <w:t xml:space="preserve">Status: ✅ Construída</w:t>
+      </w:r>
+      <w:r>
+        <w:t xml:space="preserve"> — fluxo principal e o único gap levantado até</w:t>
+      </w:r>
+    </w:p>
+    <w:p>
+      <w:pPr>
+        <w:spacing w:after="150"/>
+      </w:pPr>
+      <w:r>
+        <w:t xml:space="preserve">agora já aplicados.</w:t>
       </w:r>
     </w:p>
     <w:p>
@@ -2153,7 +2196,7 @@
           </w:tcPr>
           <w:p>
             <w:r>
-              <w:t xml:space="preserve">Painel — pedidos de adesão do órgão, por estágio</w:t>
+              <w:t xml:space="preserve">Painel — pedidos de adesão do órgão, separados por "precisa da sua ação" vs. outros</w:t>
             </w:r>
           </w:p>
         </w:tc>
@@ -2282,7 +2325,7 @@
         <w:spacing w:after="100" w:before="200"/>
       </w:pPr>
       <w:r>
-        <w:t xml:space="preserve">4.2 Gaps identificados, aguardando confirmação pra construir</w:t>
+        <w:t xml:space="preserve">4.2 Requisitos confirmados e já aplicados</w:t>
       </w:r>
     </w:p>
     <w:p>
@@ -2302,58 +2345,47 @@
         <w:t xml:space="preserve">Filtro "precisa da sua ação"</w:t>
       </w:r>
       <w:r>
-        <w:t xml:space="preserve"> no painel do órgão — hoje a lista de</w:t>
-      </w:r>
-    </w:p>
-    <w:p>
-      <w:pPr>
-        <w:spacing w:after="150"/>
-      </w:pPr>
-      <w:r>
-        <w:t xml:space="preserve">  pedidos não distingue "está com você aguardando ação" de "está com o   fornecedor/Tech10 aguardando eles". </w:t>
-      </w:r>
-      <w:r>
-        <w:rPr>
-          <w:b/>
-          <w:bCs/>
-        </w:rPr>
-        <w:t xml:space="preserve">Não construído ainda</w:t>
-      </w:r>
-      <w:r>
-        <w:t xml:space="preserve"> porque o   sistema hoje não tem essa distinção como regra de negócio de verdade:   `avancarEstagioAdesao` (`src/app/adesoes/actions.ts`) deixa </w:t>
-      </w:r>
-      <w:r>
-        <w:rPr>
-          <w:b/>
-          <w:bCs/>
-        </w:rPr>
-        <w:t xml:space="preserve">qualquer   um dos dois lados</w:t>
-      </w:r>
-      <w:r>
-        <w:t xml:space="preserve"> (fornecedor ou órgão) avançar </w:t>
-      </w:r>
-      <w:r>
-        <w:rPr>
-          <w:b/>
-          <w:bCs/>
-        </w:rPr>
-        <w:t xml:space="preserve">qualquer</w:t>
-      </w:r>
-      <w:r>
-        <w:t xml:space="preserve"> estágio   — não existe hoje um conceito de "de quem é a vez" real no sistema. Um   filtro assim precisaria ou (a) só rotular visualmente um "provável   próximo responsável" por estágio, com base no nome de cada estágio (ex.:   `APRESENTADA_ORGAO` sugere ser a vez do órgão emitir ofício), sem mudar   quem pode clicar "avançar"; ou (b) implementar de verdade a trava de   quem pode agir em cada estágio. São duas features bem diferentes —   peço confirmação de qual das duas antes de construir.</w:t>
-      </w:r>
-    </w:p>
-    <w:p>
-      <w:pPr>
-        <w:pStyle w:val="ListParagraph"/>
-        <w:numPr>
-          <w:ilvl w:val="0"/>
-          <w:numId w:val="1"/>
-        </w:numPr>
-        <w:spacing w:after="60"/>
-      </w:pPr>
-      <w:r>
-        <w:t xml:space="preserve">Nenhum outro gap novo levantado desde a última rodada de discussão.</w:t>
+        <w:t xml:space="preserve"> (2026-09-04) — decisão: só rótulo</w:t>
+      </w:r>
+    </w:p>
+    <w:p>
+      <w:pPr>
+        <w:spacing w:after="150"/>
+      </w:pPr>
+      <w:r>
+        <w:t xml:space="preserve">  informativo (opção "a"), </w:t>
+      </w:r>
+      <w:r>
+        <w:rPr>
+          <w:b/>
+          <w:bCs/>
+        </w:rPr>
+        <w:t xml:space="preserve">sem</w:t>
+      </w:r>
+      <w:r>
+        <w:t xml:space="preserve"> trava de permissão de verdade. Motivo:   `avancarEstagioAdesao` (`src/app/adesoes/actions.ts`) deixa hoje   qualquer um dos dois lados (fornecedor ou órgão) avançar qualquer   estágio — isso é comportamento de negócio/auditoria de um sistema de   compra pública, não é algo pra mudar sem mais contexto. `atorEsperado()`   (`src/lib/adesao.ts`) infere "de quem é a vez" a partir do sentido de   cada estágio (`APRESENTADA_ORGAO` → órgão; `MAPEADA`/   `CONTATO_FORNECEDOR`/`ACEITE_FORNECEDOR` → fornecedor;   `OFICIO_EMITIDO`/`AGUARDANDO_GERENCIADOR` → terceiros;   `EMPENHADA`/`FATURADA` → concluído) e só separa a lista em duas seções   na tela — não muda quem pode clicar "avançar". Verificado ao vivo com   Playwright.</w:t>
+      </w:r>
+    </w:p>
+    <w:p>
+      <w:pPr>
+        <w:pStyle w:val="Heading2"/>
+        <w:spacing w:after="100" w:before="200"/>
+      </w:pPr>
+      <w:r>
+        <w:t xml:space="preserve">4.3 Gaps identificados, aguardando confirmação pra construir</w:t>
+      </w:r>
+    </w:p>
+    <w:p>
+      <w:pPr>
+        <w:pStyle w:val="ListParagraph"/>
+        <w:numPr>
+          <w:ilvl w:val="0"/>
+          <w:numId w:val="1"/>
+        </w:numPr>
+        <w:spacing w:after="60"/>
+      </w:pPr>
+      <w:r>
+        <w:t xml:space="preserve">Nenhum gap novo levantado desde a última rodada de discussão.</w:t>
       </w:r>
     </w:p>
     <w:p>
@@ -2984,6 +3016,31 @@
       </w:pPr>
       <w:r>
         <w:t xml:space="preserve">  estavam claros o suficiente pra construir sem nova decisão de negócio:   cadastro de ata com múltiplos itens (Tela 2, verificado ao vivo com 3   itens numa mesma ata) e sinalização de atas PNCP incompletas no painel   admin (Tela 4). Dois gaps ficaram explicitamente parados aguardando   decisão do usuário, por dependerem de escolha que não é só código:   upload de documento (Tela 2 — precisa escolher provedor de   armazenamento) e filtro "precisa da sua ação" (Tela 3 — precisa decidir   se é só rótulo informativo ou trava de verdade em   `avancarEstagioAdesao`).</w:t>
+      </w:r>
+    </w:p>
+    <w:p>
+      <w:pPr>
+        <w:pStyle w:val="ListParagraph"/>
+        <w:numPr>
+          <w:ilvl w:val="0"/>
+          <w:numId w:val="1"/>
+        </w:numPr>
+        <w:spacing w:after="60"/>
+      </w:pPr>
+      <w:r>
+        <w:rPr>
+          <w:b/>
+          <w:bCs/>
+        </w:rPr>
+        <w:t xml:space="preserve">2026-09-04 (mesma rodada, a pedido explícito do usuário: "decida")</w:t>
+      </w:r>
+    </w:p>
+    <w:p>
+      <w:pPr>
+        <w:spacing w:after="150"/>
+      </w:pPr>
+      <w:r>
+        <w:t xml:space="preserve">  — Decididas e construídas as duas pendências: upload de documento   guardado como bytes no Postgres (não provedor externo, evita depender   de credencial que não temos) e "precisa da sua ação" implementado só   como rótulo informativo (não mexe em quem pode avançar o estágio, já   que isso é decisão de processo/auditoria que exige mais contexto).   Telas 2 e 3 passam de 🟡 Parcial pra ✅ Construída. Ambas verificadas ao   vivo com Playwright.</w:t>
       </w:r>
     </w:p>
     <w:sectPr>

--- a/ESCOPO-DO-PROJETO.docx
+++ b/ESCOPO-DO-PROJETO.docx
@@ -181,7 +181,7 @@
         <w:spacing w:after="150"/>
       </w:pPr>
       <w:r>
-        <w:t xml:space="preserve">  originalmente registrada;</w:t>
+        <w:t xml:space="preserve">  originalmente registrada (§4º);</w:t>
       </w:r>
     </w:p>
     <w:p>
@@ -212,15 +212,56 @@
         <w:spacing w:after="150"/>
       </w:pPr>
       <w:r>
-        <w:t xml:space="preserve">  quantidade registrada.</w:t>
-      </w:r>
-    </w:p>
-    <w:p>
-      <w:pPr>
-        <w:spacing w:after="150"/>
-      </w:pPr>
-      <w:r>
-        <w:t xml:space="preserve">Essa trava é código, não confiança: `src/lib/saldo.ts` (`verificarAdesao`) é chamada tanto pela ação real de pedido de adesão quanto pelo seed de demonstração — se a conta recusaria um pedido de verdade, o seed também falha, em vez de gravar um estado que o sistema nunca permitiria.</w:t>
+        <w:t xml:space="preserve">  quantidade registrada (§5º);</w:t>
+      </w:r>
+    </w:p>
+    <w:p>
+      <w:pPr>
+        <w:pStyle w:val="ListParagraph"/>
+        <w:numPr>
+          <w:ilvl w:val="0"/>
+          <w:numId w:val="1"/>
+        </w:numPr>
+        <w:spacing w:after="60"/>
+      </w:pPr>
+      <w:r>
+        <w:t xml:space="preserve">a adesão só é elegível por </w:t>
+      </w:r>
+      <w:r>
+        <w:rPr>
+          <w:b/>
+          <w:bCs/>
+        </w:rPr>
+        <w:t xml:space="preserve">esfera federativa</w:t>
+      </w:r>
+      <w:r>
+        <w:t xml:space="preserve"> (§§3º e 8º, achado da</w:t>
+      </w:r>
+    </w:p>
+    <w:p>
+      <w:pPr>
+        <w:spacing w:after="150"/>
+      </w:pPr>
+      <w:r>
+        <w:t xml:space="preserve">  revisão de 2026-09-04, a partir do texto comentado da lei): órgão   aderente federal só adere a ata gerenciada por federal; estadual/   distrital adere a federal/estadual/distrital; municipal só adere a ata   gerenciada por outro município. Ver `src/lib/esferas.ts`   (`verificarElegibilidadeEsfera`, 11 testes) e §1.2 abaixo pro que   </w:t>
+      </w:r>
+      <w:r>
+        <w:rPr>
+          <w:b/>
+          <w:bCs/>
+        </w:rPr>
+        <w:t xml:space="preserve">não</w:t>
+      </w:r>
+      <w:r>
+        <w:t xml:space="preserve"> está coberto ainda (§§6º e 7º).</w:t>
+      </w:r>
+    </w:p>
+    <w:p>
+      <w:pPr>
+        <w:spacing w:after="150"/>
+      </w:pPr>
+      <w:r>
+        <w:t xml:space="preserve">A trava de quantidade é código, não confiança: `src/lib/saldo.ts` (`verificarAdesao`) é chamada tanto pela ação real de pedido de adesão quanto pelo seed de demonstração — se a conta recusaria um pedido de verdade, o seed também falha, em vez de gravar um estado que o sistema nunca permitiria. A trava de esfera (`verificarElegibilidadeEsfera`) só está ligada na ação real (`solicitarAdesao`) — o seed cria adesão direto no banco (`criarAdesaoProgredida`), sem passar por ela, então o cenário de demonstração tem hoje adesões de município a ata gerenciada por estado que a regra de esfera recusaria se fossem pedidas de verdade pela tela. Não corrigi o seed pra não reescrever o roteiro de demonstração sem confirmar — sinalizando aqui pra não ser um problema escondido.</w:t>
       </w:r>
     </w:p>
     <w:p>
@@ -753,6 +794,79 @@
         <w:spacing w:after="60"/>
       </w:pPr>
       <w:r>
+        <w:t xml:space="preserve">**Elegibilidade por esfera federativa (art. 86, §§ 3º e 8º — achado da</w:t>
+      </w:r>
+    </w:p>
+    <w:p>
+      <w:pPr>
+        <w:spacing w:after="150"/>
+      </w:pPr>
+      <w:r>
+        <w:t xml:space="preserve">  revisão de 2026-09-04)</w:t>
+      </w:r>
+      <w:r>
+        <w:rPr>
+          <w:b/>
+          <w:bCs/>
+        </w:rPr>
+        <w:t xml:space="preserve"> — confirmado pelo usuário com citação exata   do texto comentado da lei. Implementado em `src/lib/esferas.ts` e   aplicado em `solicitarAdesao` (`src/app/orgao/pedido/actions.ts`).   `Orgao.esfera` deixou de ser texto livre e virou `&lt;select&gt;` fixo   (federal/estadual/distrital/municipal) nos dois pontos de cadastro   (`/orgao/cadastro` e no cadastro de ata pelo fornecedor). Esfera   desconhecida (ex.: `"não informada"`, usada pelo rastreador do PNCP   quando a API não informa) </w:t>
+      </w:r>
+      <w:r>
+        <w:t xml:space="preserve">recusa** a adesão em vez de assumir que a   regra foi cumprida.</w:t>
+      </w:r>
+    </w:p>
+    <w:p>
+      <w:pPr>
+        <w:pStyle w:val="ListParagraph"/>
+        <w:numPr>
+          <w:ilvl w:val="0"/>
+          <w:numId w:val="1"/>
+        </w:numPr>
+        <w:spacing w:after="60"/>
+      </w:pPr>
+      <w:r>
+        <w:t xml:space="preserve">**Não coberto ainda — exige campo novo no schema, não é só</w:t>
+      </w:r>
+    </w:p>
+    <w:p>
+      <w:pPr>
+        <w:spacing w:after="150"/>
+      </w:pPr>
+      <w:r>
+        <w:t xml:space="preserve">    validação:** §6º (exceção ao teto de 200% pra adesão a ata federal     de programa de transferência voluntária) e §7º (exceção ao teto de     200% pra adesão emergencial a ata de medicamentos/material     médico-hospitalar gerenciada especificamente pelo Ministério da     Saúde). Nenhum dos dois tem hoje um jeito de ser identificado no     banco (não existe conceito de "programa de transferência     voluntária" nem uma flag "é o Ministério da Saúde"). Fica registrado     aqui pra não ser esquecido, não pra ser assumido como coberto.</w:t>
+      </w:r>
+    </w:p>
+    <w:p>
+      <w:pPr>
+        <w:pStyle w:val="ListParagraph"/>
+        <w:numPr>
+          <w:ilvl w:val="0"/>
+          <w:numId w:val="1"/>
+        </w:numPr>
+        <w:spacing w:after="60"/>
+      </w:pPr>
+      <w:r>
+        <w:t xml:space="preserve">A condição do §3º de que o SRP tenha sido "formalizado por</w:t>
+      </w:r>
+    </w:p>
+    <w:p>
+      <w:pPr>
+        <w:spacing w:after="150"/>
+      </w:pPr>
+      <w:r>
+        <w:t xml:space="preserve">    licitação" é assumida sempre verdadeira nesta plataforma — toda ata     aqui nasce de cadastro (por trás de uma licitação real) ou de     importação do PNCP (só lista instrumento formal de licitação); não     existe fluxo de registro de preços fora de licitação no sistema.</w:t>
+      </w:r>
+    </w:p>
+    <w:p>
+      <w:pPr>
+        <w:pStyle w:val="ListParagraph"/>
+        <w:numPr>
+          <w:ilvl w:val="0"/>
+          <w:numId w:val="1"/>
+        </w:numPr>
+        <w:spacing w:after="60"/>
+      </w:pPr>
+      <w:r>
         <w:rPr>
           <w:b/>
           <w:bCs/>
@@ -3041,6 +3155,34 @@
       </w:pPr>
       <w:r>
         <w:t xml:space="preserve">  — Decididas e construídas as duas pendências: upload de documento   guardado como bytes no Postgres (não provedor externo, evita depender   de credencial que não temos) e "precisa da sua ação" implementado só   como rótulo informativo (não mexe em quem pode avançar o estágio, já   que isso é decisão de processo/auditoria que exige mais contexto).   Telas 2 e 3 passam de 🟡 Parcial pra ✅ Construída. Ambas verificadas ao   vivo com Playwright.</w:t>
+      </w:r>
+    </w:p>
+    <w:p>
+      <w:pPr>
+        <w:pStyle w:val="ListParagraph"/>
+        <w:numPr>
+          <w:ilvl w:val="0"/>
+          <w:numId w:val="1"/>
+        </w:numPr>
+        <w:spacing w:after="60"/>
+      </w:pPr>
+      <w:r>
+        <w:rPr>
+          <w:b/>
+          <w:bCs/>
+        </w:rPr>
+        <w:t xml:space="preserve">2026-09-04 (mesmo dia, achado trazido pelo usuário)</w:t>
+      </w:r>
+      <w:r>
+        <w:t xml:space="preserve"> — Usuário</w:t>
+      </w:r>
+    </w:p>
+    <w:p>
+      <w:pPr>
+        <w:spacing w:after="150"/>
+      </w:pPr>
+      <w:r>
+        <w:t xml:space="preserve">  confirmou, com citação exata do texto comentado da Lei 14.133/2021   (art. 86, §§ 3º/4º/5º/6º/7º/8º), que a trava de quantidade (50%/200%)   já implementada estava certa, mas faltava elegibilidade por esfera   federativa (§§ 3º e 8º). Implementado `src/lib/esferas.ts`   (11 testes) e aplicado em `solicitarAdesao`; `Orgao.esfera` virou   `&lt;select&gt;` fixo em vez de texto livre nos dois cadastros. §§ 6º e 7º   (exceções ao teto de 200%) ficaram explicitamente não cobertos —   exigem campo novo no schema que ainda não existe. Seed de demonstração   não foi reescrito e hoje contém adesões que a nova trava recusaria se   fossem pedidas de verdade pela tela — sinalizado, não escondido.</w:t>
       </w:r>
     </w:p>
     <w:sectPr>

--- a/ESCOPO-DO-PROJETO.docx
+++ b/ESCOPO-DO-PROJETO.docx
@@ -261,7 +261,17 @@
         <w:spacing w:after="150"/>
       </w:pPr>
       <w:r>
-        <w:t xml:space="preserve">A trava de quantidade é código, não confiança: `src/lib/saldo.ts` (`verificarAdesao`) é chamada tanto pela ação real de pedido de adesão quanto pelo seed de demonstração — se a conta recusaria um pedido de verdade, o seed também falha, em vez de gravar um estado que o sistema nunca permitiria. A trava de esfera (`verificarElegibilidadeEsfera`) só está ligada na ação real (`solicitarAdesao`) — o seed cria adesão direto no banco (`criarAdesaoProgredida`), sem passar por ela, então o cenário de demonstração tem hoje adesões de município a ata gerenciada por estado que a regra de esfera recusaria se fossem pedidas de verdade pela tela. Não corrigi o seed pra não reescrever o roteiro de demonstração sem confirmar — sinalizando aqui pra não ser um problema escondido.</w:t>
+        <w:t xml:space="preserve">Essas travas são código, não confiança: `src/lib/saldo.ts` (`verificarAdesao`) é chamada tanto pela ação real de pedido de adesão quanto pelo seed de demonstração — se a conta recusaria um pedido de verdade, o seed também falha, em vez de gravar um estado que o sistema nunca permitiria. A trava de esfera (`verificarElegibilidadeEsfera`) só é chamada de fato dentro da ação real (`solicitarAdesao`), já que o seed cria adesão direto no banco (`criarAdesaoProgredida`, sem passar pela ação) — mas o </w:t>
+      </w:r>
+      <w:r>
+        <w:rPr>
+          <w:b/>
+          <w:bCs/>
+        </w:rPr>
+        <w:t xml:space="preserve">dado</w:t>
+      </w:r>
+      <w:r>
+        <w:t xml:space="preserve"> do seed foi corrigido à mão pra respeitar a mesma regra (cada adesão de demonstração usa um órgão aderente de esfera compatível com o órgão gerenciador da ata), depois que o usuário apontou que um dado de demonstração contradizendo a própria regra do sistema não é aceitável.</w:t>
       </w:r>
     </w:p>
     <w:p>
@@ -3182,7 +3192,35 @@
         <w:spacing w:after="150"/>
       </w:pPr>
       <w:r>
-        <w:t xml:space="preserve">  confirmou, com citação exata do texto comentado da Lei 14.133/2021   (art. 86, §§ 3º/4º/5º/6º/7º/8º), que a trava de quantidade (50%/200%)   já implementada estava certa, mas faltava elegibilidade por esfera   federativa (§§ 3º e 8º). Implementado `src/lib/esferas.ts`   (11 testes) e aplicado em `solicitarAdesao`; `Orgao.esfera` virou   `&lt;select&gt;` fixo em vez de texto livre nos dois cadastros. §§ 6º e 7º   (exceções ao teto de 200%) ficaram explicitamente não cobertos —   exigem campo novo no schema que ainda não existe. Seed de demonstração   não foi reescrito e hoje contém adesões que a nova trava recusaria se   fossem pedidas de verdade pela tela — sinalizado, não escondido.</w:t>
+        <w:t xml:space="preserve">  confirmou, com citação exata do texto comentado da Lei 14.133/2021   (art. 86, §§ 3º/4º/5º/6º/7º/8º), que a trava de quantidade (50%/200%)   já implementada estava certa, mas faltava elegibilidade por esfera   federativa (§§ 3º e 8º). Implementado `src/lib/esferas.ts`   (11 testes) e aplicado em `solicitarAdesao`; `Orgao.esfera` virou   `&lt;select&gt;` fixo em vez de texto livre nos dois cadastros. §§ 6º e 7º   (exceções ao teto de 200%) ficaram explicitamente não cobertos —   exigem campo novo no schema que ainda não existe.</w:t>
+      </w:r>
+    </w:p>
+    <w:p>
+      <w:pPr>
+        <w:pStyle w:val="ListParagraph"/>
+        <w:numPr>
+          <w:ilvl w:val="0"/>
+          <w:numId w:val="1"/>
+        </w:numPr>
+        <w:spacing w:after="60"/>
+      </w:pPr>
+      <w:r>
+        <w:rPr>
+          <w:b/>
+          <w:bCs/>
+        </w:rPr>
+        <w:t xml:space="preserve">2026-09-04 (mesmo dia, correção seguinte)</w:t>
+      </w:r>
+      <w:r>
+        <w:t xml:space="preserve"> — Usuário apontou que dado</w:t>
+      </w:r>
+    </w:p>
+    <w:p>
+      <w:pPr>
+        <w:spacing w:after="150"/>
+      </w:pPr>
+      <w:r>
+        <w:t xml:space="preserve">  de demonstração contradizendo a própria regra do sistema não é   aceitável ("se é indevida deve bloquear, óbvio"). Reescritas as   adesões do seed pra cada uma usar um órgão aderente de esfera   compatível com o órgão gerenciador (município só com município,   estado só com estado, federal só com federal ou recebendo de   estado/distrito) — banco recriado do zero (`seed:limpar` + `seed`)   pra confirmar que passa por `verificarAdesao` de ponta a ponta sem   erro. Também corrigido um bug de FK nos dois scripts de limpeza   (`seed-limpar.ts`, `limpar-dados-teste-vazados.ts`): faltava apagar   `DocumentoAta` antes de `Ata`, quebrava a limpeza desde que o anexo de   documento foi implementado.</w:t>
       </w:r>
     </w:p>
     <w:sectPr>

--- a/ESCOPO-DO-PROJETO.docx
+++ b/ESCOPO-DO-PROJETO.docx
@@ -2530,18 +2530,18 @@
           <w:b/>
           <w:bCs/>
         </w:rPr>
-        <w:t xml:space="preserve">Status: 🟡 Parcial</w:t>
-      </w:r>
-      <w:r>
-        <w:t xml:space="preserve"> — fluxo principal existe e funciona; gaps de</w:t>
-      </w:r>
-    </w:p>
-    <w:p>
-      <w:pPr>
-        <w:spacing w:after="150"/>
-      </w:pPr>
-      <w:r>
-        <w:t xml:space="preserve">gestão ainda não construídos.</w:t>
+        <w:t xml:space="preserve">Status: ✅ Construída</w:t>
+      </w:r>
+      <w:r>
+        <w:t xml:space="preserve"> — fluxo principal e todos os gaps levantados</w:t>
+      </w:r>
+    </w:p>
+    <w:p>
+      <w:pPr>
+        <w:spacing w:after="150"/>
+      </w:pPr>
+      <w:r>
+        <w:t xml:space="preserve">até agora já aplicados.</w:t>
       </w:r>
     </w:p>
     <w:p>
@@ -2801,6 +2801,56 @@
           </w:tcPr>
           <w:p>
             <w:r>
+              <w:t xml:space="preserve">`/admin/usuarios`</w:t>
+            </w:r>
+          </w:p>
+        </w:tc>
+        <w:tc>
+          <w:tcPr>
+            <w:tcW w:type="dxa" w:w="3000"/>
+            <w:tcMar>
+              <w:top w:type="dxa" w:w="80"/>
+              <w:left w:type="dxa" w:w="100"/>
+              <w:bottom w:type="dxa" w:w="80"/>
+              <w:right w:type="dxa" w:w="100"/>
+            </w:tcMar>
+          </w:tcPr>
+          <w:p>
+            <w:r>
+              <w:t xml:space="preserve">Gestão de usuários — ativar/desativar fornecedor e órgão</w:t>
+            </w:r>
+          </w:p>
+        </w:tc>
+        <w:tc>
+          <w:tcPr>
+            <w:tcW w:type="dxa" w:w="3000"/>
+            <w:tcMar>
+              <w:top w:type="dxa" w:w="80"/>
+              <w:left w:type="dxa" w:w="100"/>
+              <w:bottom w:type="dxa" w:w="80"/>
+              <w:right w:type="dxa" w:w="100"/>
+            </w:tcMar>
+          </w:tcPr>
+          <w:p>
+            <w:r>
+              <w:t xml:space="preserve">✅ Completo</w:t>
+            </w:r>
+          </w:p>
+        </w:tc>
+      </w:tr>
+      <w:tr>
+        <w:tc>
+          <w:tcPr>
+            <w:tcW w:type="dxa" w:w="3000"/>
+            <w:tcMar>
+              <w:top w:type="dxa" w:w="80"/>
+              <w:left w:type="dxa" w:w="100"/>
+              <w:bottom w:type="dxa" w:w="80"/>
+              <w:right w:type="dxa" w:w="100"/>
+            </w:tcMar>
+          </w:tcPr>
+          <w:p>
+            <w:r>
               <w:t xml:space="preserve">`/atas`</w:t>
             </w:r>
           </w:p>
@@ -2899,15 +2949,6 @@
     </w:p>
     <w:p>
       <w:pPr>
-        <w:pStyle w:val="Heading2"/>
-        <w:spacing w:after="100" w:before="200"/>
-      </w:pPr>
-      <w:r>
-        <w:t xml:space="preserve">5.3 Gaps identificados, aguardando confirmação pra construir</w:t>
-      </w:r>
-    </w:p>
-    <w:p>
-      <w:pPr>
         <w:pStyle w:val="ListParagraph"/>
         <w:numPr>
           <w:ilvl w:val="0"/>
@@ -2923,15 +2964,25 @@
         <w:t xml:space="preserve">Gestão de usuários</w:t>
       </w:r>
       <w:r>
-        <w:t xml:space="preserve"> — hoje não existe tela pra admin listar/desativar</w:t>
-      </w:r>
-    </w:p>
-    <w:p>
-      <w:pPr>
-        <w:spacing w:after="150"/>
-      </w:pPr>
-      <w:r>
-        <w:t xml:space="preserve">  contas de fornecedor ou órgão.</w:t>
+        <w:t xml:space="preserve"> (2026-09-04) — `/admin/usuarios` lista todo</w:t>
+      </w:r>
+    </w:p>
+    <w:p>
+      <w:pPr>
+        <w:spacing w:after="150"/>
+      </w:pPr>
+      <w:r>
+        <w:t xml:space="preserve">  fornecedor e órgão com um badge Ativo/Desativado e um botão de   alternar. Desativar bloqueia login (checado em `loginFornecedor` e   `loginOrgao`, mensagem clara de conta desativada) sem apagar nada —   atas, adesões e faturamento já existentes continuam intactos. Campo   novo: `Fornecedor.ativo` / `Orgao.ativo` (`Boolean @default(true)`).   </w:t>
+      </w:r>
+      <w:r>
+        <w:rPr>
+          <w:b/>
+          <w:bCs/>
+        </w:rPr>
+        <w:t xml:space="preserve">Limitação conhecida, aceita de propósito:</w:t>
+      </w:r>
+      <w:r>
+        <w:t xml:space="preserve"> uma sessão já aberta no   momento da desativação não é revogada na hora — continua valendo até   expirar sozinha (até 7 dias, mesma duração de qualquer sessão). Revogar   na hora exigiria checar `ativo` em toda página autenticada a cada   requisição, não só no login — deixado de fora por ora por ser uma   mudança mais ampla no `src/lib/auth.ts`, não uma decisão de negócio.   Verificado ao vivo com Playwright.</w:t>
       </w:r>
     </w:p>
     <w:p>
@@ -3221,6 +3272,34 @@
       </w:pPr>
       <w:r>
         <w:t xml:space="preserve">  de demonstração contradizendo a própria regra do sistema não é   aceitável ("se é indevida deve bloquear, óbvio"). Reescritas as   adesões do seed pra cada uma usar um órgão aderente de esfera   compatível com o órgão gerenciador (município só com município,   estado só com estado, federal só com federal ou recebendo de   estado/distrito) — banco recriado do zero (`seed:limpar` + `seed`)   pra confirmar que passa por `verificarAdesao` de ponta a ponta sem   erro. Também corrigido um bug de FK nos dois scripts de limpeza   (`seed-limpar.ts`, `limpar-dados-teste-vazados.ts`): faltava apagar   `DocumentoAta` antes de `Ata`, quebrava a limpeza desde que o anexo de   documento foi implementado.</w:t>
+      </w:r>
+    </w:p>
+    <w:p>
+      <w:pPr>
+        <w:pStyle w:val="ListParagraph"/>
+        <w:numPr>
+          <w:ilvl w:val="0"/>
+          <w:numId w:val="1"/>
+        </w:numPr>
+        <w:spacing w:after="60"/>
+      </w:pPr>
+      <w:r>
+        <w:rPr>
+          <w:b/>
+          <w:bCs/>
+        </w:rPr>
+        <w:t xml:space="preserve">2026-09-04 (mesmo dia, próximo passo recomendado e aceito)</w:t>
+      </w:r>
+      <w:r>
+        <w:t xml:space="preserve"> —</w:t>
+      </w:r>
+    </w:p>
+    <w:p>
+      <w:pPr>
+        <w:spacing w:after="150"/>
+      </w:pPr>
+      <w:r>
+        <w:t xml:space="preserve">  Construída a gestão de usuários (`/admin/usuarios`), o último gap   real das 4 telas principais. Tela 4 passa de 🟡 Parcial pra ✅   Construída — as 4 telas do escopo original estão todas construídas   agora. Verificado ao vivo com Playwright.</w:t>
       </w:r>
     </w:p>
     <w:sectPr>

--- a/ESCOPO-DO-PROJETO.docx
+++ b/ESCOPO-DO-PROJETO.docx
@@ -243,7 +243,17 @@
         <w:spacing w:after="150"/>
       </w:pPr>
       <w:r>
-        <w:t xml:space="preserve">  revisão de 2026-09-04, a partir do texto comentado da lei): órgão   aderente federal só adere a ata gerenciada por federal; estadual/   distrital adere a federal/estadual/distrital; municipal só adere a ata   gerenciada por outro município. Ver `src/lib/esferas.ts`   (`verificarElegibilidadeEsfera`, 11 testes) e §1.2 abaixo pro que   </w:t>
+        <w:t xml:space="preserve">  revisão de 2026-09-04): órgão aderente federal só adere a ata   gerenciada por federal (§8º veda o resto); estadual/distrital adere a   federal/estadual/distrital (§3º, I); municipal adere a </w:t>
+      </w:r>
+      <w:r>
+        <w:rPr>
+          <w:b/>
+          <w:bCs/>
+        </w:rPr>
+        <w:t xml:space="preserve">qualquer</w:t>
+      </w:r>
+      <w:r>
+        <w:t xml:space="preserve">   esfera (§3º, I para federal/estadual/distrital + §3º, II pra outro   município) — é o uso mais comum de "carona" na prática (município   pequeno aproveitando o processo de um governo maior). Ver   `src/lib/esferas.ts` (`verificarElegibilidadeEsfera`, 11 testes) e   §1.2 abaixo pro que </w:t>
       </w:r>
       <w:r>
         <w:rPr>
@@ -253,7 +263,17 @@
         <w:t xml:space="preserve">não</w:t>
       </w:r>
       <w:r>
-        <w:t xml:space="preserve"> está coberto ainda (§§6º e 7º).</w:t>
+        <w:t xml:space="preserve"> está coberto ainda (§§6º e 7º).   </w:t>
+      </w:r>
+      <w:r>
+        <w:rPr>
+          <w:b/>
+          <w:bCs/>
+        </w:rPr>
+        <w:t xml:space="preserve">Nota:</w:t>
+      </w:r>
+      <w:r>
+        <w:t xml:space="preserve"> a primeira implementação (mesmo dia) tinha essa direção   invertida — corrigida depois que o usuário notou que "município não   poder aderir a ata estadual" não fazia sentido, e confirmou o texto   literal dos parágrafos.</w:t>
       </w:r>
     </w:p>
     <w:p>
@@ -819,10 +839,48 @@
           <w:b/>
           <w:bCs/>
         </w:rPr>
-        <w:t xml:space="preserve"> — confirmado pelo usuário com citação exata   do texto comentado da lei. Implementado em `src/lib/esferas.ts` e   aplicado em `solicitarAdesao` (`src/app/orgao/pedido/actions.ts`).   `Orgao.esfera` deixou de ser texto livre e virou `&lt;select&gt;` fixo   (federal/estadual/distrital/municipal) nos dois pontos de cadastro   (`/orgao/cadastro` e no cadastro de ata pelo fornecedor). Esfera   desconhecida (ex.: `"não informada"`, usada pelo rastreador do PNCP   quando a API não informa) </w:t>
+        <w:t xml:space="preserve"> — confirmado pelo usuário com citação exata   do texto literal da lei. Implementado em `src/lib/esferas.ts` e   aplicado em `solicitarAdesao` (`src/app/orgao/pedido/actions.ts`).   `Orgao.esfera` deixou de ser texto livre e virou `&lt;select&gt;` fixo   (federal/estadual/distrital/municipal) nos dois pontos de cadastro   (`/orgao/cadastro` e no cadastro de ata pelo fornecedor). Esfera   desconhecida (ex.: `"não informada"`, usada pelo rastreador do PNCP   quando a API não informa) </w:t>
       </w:r>
       <w:r>
         <w:t xml:space="preserve">recusa** a adesão em vez de assumir que a   regra foi cumprida.</w:t>
+      </w:r>
+    </w:p>
+    <w:p>
+      <w:pPr>
+        <w:pStyle w:val="ListParagraph"/>
+        <w:numPr>
+          <w:ilvl w:val="0"/>
+          <w:numId w:val="1"/>
+        </w:numPr>
+        <w:spacing w:after="60"/>
+      </w:pPr>
+      <w:r>
+        <w:rPr>
+          <w:b/>
+          <w:bCs/>
+        </w:rPr>
+        <w:t xml:space="preserve">Correção de direção (mesmo dia):</w:t>
+      </w:r>
+      <w:r>
+        <w:t xml:space="preserve"> a primeira implementação leu o</w:t>
+      </w:r>
+    </w:p>
+    <w:p>
+      <w:pPr>
+        <w:spacing w:after="150"/>
+      </w:pPr>
+      <w:r>
+        <w:t xml:space="preserve">    §3º errado e bloqueava município de aderir a ata estadual/federal —     exatamente o caso mais comum de "carona" na prática. O usuário     notou que aquilo "não fazia o menor sentido" e confirmou o texto     literal dos incisos I e II do §3º; a regra certa é: município pode     aderir a </w:t>
+      </w:r>
+      <w:r>
+        <w:rPr>
+          <w:b/>
+          <w:bCs/>
+        </w:rPr>
+        <w:t xml:space="preserve">qualquer</w:t>
+      </w:r>
+      <w:r>
+        <w:t xml:space="preserve"> esfera; só o federal é restrito (só adere a     ata federal, §8º). Corrigida em `NIVEIS_PERMITIDOS_POR_ADERENTE`     (`src/lib/esferas.ts`), sem precisar mexer no seed (as adesões de     demonstração já usavam órgãos estaduais/federais compatíveis mesmo     antes da correção — só o comentário do seed estava desatualizado,     também corrigido).</w:t>
       </w:r>
     </w:p>
     <w:p>
@@ -3300,6 +3358,34 @@
       </w:pPr>
       <w:r>
         <w:t xml:space="preserve">  Construída a gestão de usuários (`/admin/usuarios`), o último gap   real das 4 telas principais. Tela 4 passa de 🟡 Parcial pra ✅   Construída — as 4 telas do escopo original estão todas construídas   agora. Verificado ao vivo com Playwright.</w:t>
+      </w:r>
+    </w:p>
+    <w:p>
+      <w:pPr>
+        <w:pStyle w:val="ListParagraph"/>
+        <w:numPr>
+          <w:ilvl w:val="0"/>
+          <w:numId w:val="1"/>
+        </w:numPr>
+        <w:spacing w:after="60"/>
+      </w:pPr>
+      <w:r>
+        <w:rPr>
+          <w:b/>
+          <w:bCs/>
+        </w:rPr>
+        <w:t xml:space="preserve">2026-09-04 (mesmo dia, revisão dos prints pelo usuário)</w:t>
+      </w:r>
+      <w:r>
+        <w:t xml:space="preserve"> — Usuário</w:t>
+      </w:r>
+    </w:p>
+    <w:p>
+      <w:pPr>
+        <w:spacing w:after="150"/>
+      </w:pPr>
+      <w:r>
+        <w:t xml:space="preserve">  revisou os prints de todas as telas e notou que a trava de esfera   estava bloqueando município de aderir a ata estadual — "isso não faz   o menor sentido". Reconferido o texto literal dos incisos I e II do   §3º: a direção estava mesmo invertida. Corrigida `NIVEIS_PERMITIDOS_   POR_ADERENTE` em `src/lib/esferas.ts` (município passa a poder aderir   a qualquer esfera; só federal continua restrito, só a ata federal).   11 testes ajustados, todos passando. Seed não precisou mudar de dado,   só de comentário.</w:t>
       </w:r>
     </w:p>
     <w:sectPr>

--- a/ESCOPO-DO-PROJETO.docx
+++ b/ESCOPO-DO-PROJETO.docx
@@ -2909,6 +2909,106 @@
           </w:tcPr>
           <w:p>
             <w:r>
+              <w:t xml:space="preserve">`/admin/atas/[ataId]/completar`</w:t>
+            </w:r>
+          </w:p>
+        </w:tc>
+        <w:tc>
+          <w:tcPr>
+            <w:tcW w:type="dxa" w:w="3000"/>
+            <w:tcMar>
+              <w:top w:type="dxa" w:w="80"/>
+              <w:left w:type="dxa" w:w="100"/>
+              <w:bottom w:type="dxa" w:w="80"/>
+              <w:right w:type="dxa" w:w="100"/>
+            </w:tcMar>
+          </w:tcPr>
+          <w:p>
+            <w:r>
+              <w:t xml:space="preserve">Completar ata PNCP incompleta (fornecedor real + itens)</w:t>
+            </w:r>
+          </w:p>
+        </w:tc>
+        <w:tc>
+          <w:tcPr>
+            <w:tcW w:type="dxa" w:w="3000"/>
+            <w:tcMar>
+              <w:top w:type="dxa" w:w="80"/>
+              <w:left w:type="dxa" w:w="100"/>
+              <w:bottom w:type="dxa" w:w="80"/>
+              <w:right w:type="dxa" w:w="100"/>
+            </w:tcMar>
+          </w:tcPr>
+          <w:p>
+            <w:r>
+              <w:t xml:space="preserve">✅ Completo</w:t>
+            </w:r>
+          </w:p>
+        </w:tc>
+      </w:tr>
+      <w:tr>
+        <w:tc>
+          <w:tcPr>
+            <w:tcW w:type="dxa" w:w="3000"/>
+            <w:tcMar>
+              <w:top w:type="dxa" w:w="80"/>
+              <w:left w:type="dxa" w:w="100"/>
+              <w:bottom w:type="dxa" w:w="80"/>
+              <w:right w:type="dxa" w:w="100"/>
+            </w:tcMar>
+          </w:tcPr>
+          <w:p>
+            <w:r>
+              <w:t xml:space="preserve">`/admin/perfil`</w:t>
+            </w:r>
+          </w:p>
+        </w:tc>
+        <w:tc>
+          <w:tcPr>
+            <w:tcW w:type="dxa" w:w="3000"/>
+            <w:tcMar>
+              <w:top w:type="dxa" w:w="80"/>
+              <w:left w:type="dxa" w:w="100"/>
+              <w:bottom w:type="dxa" w:w="80"/>
+              <w:right w:type="dxa" w:w="100"/>
+            </w:tcMar>
+          </w:tcPr>
+          <w:p>
+            <w:r>
+              <w:t xml:space="preserve">Perfil — trocar senha</w:t>
+            </w:r>
+          </w:p>
+        </w:tc>
+        <w:tc>
+          <w:tcPr>
+            <w:tcW w:type="dxa" w:w="3000"/>
+            <w:tcMar>
+              <w:top w:type="dxa" w:w="80"/>
+              <w:left w:type="dxa" w:w="100"/>
+              <w:bottom w:type="dxa" w:w="80"/>
+              <w:right w:type="dxa" w:w="100"/>
+            </w:tcMar>
+          </w:tcPr>
+          <w:p>
+            <w:r>
+              <w:t xml:space="preserve">✅ Completo</w:t>
+            </w:r>
+          </w:p>
+        </w:tc>
+      </w:tr>
+      <w:tr>
+        <w:tc>
+          <w:tcPr>
+            <w:tcW w:type="dxa" w:w="3000"/>
+            <w:tcMar>
+              <w:top w:type="dxa" w:w="80"/>
+              <w:left w:type="dxa" w:w="100"/>
+              <w:bottom w:type="dxa" w:w="80"/>
+              <w:right w:type="dxa" w:w="100"/>
+            </w:tcMar>
+          </w:tcPr>
+          <w:p>
+            <w:r>
               <w:t xml:space="preserve">`/atas`</w:t>
             </w:r>
           </w:p>
@@ -2992,17 +3092,45 @@
         <w:spacing w:after="150"/>
       </w:pPr>
       <w:r>
-        <w:t xml:space="preserve">  `origem = PNCP` e sem fornecedor real identificado (CNPJ placeholder   `00000000000000`) ou sem nenhum item enriquecido agora aparecem com um   selo "PNCP incompleta" e vêm primeiro na fila de "Atas aguardando   moderação" em `/admin`, em vez de se perderem misturadas com o resto.   </w:t>
-      </w:r>
-      <w:r>
-        <w:rPr>
-          <w:b/>
-          <w:bCs/>
-        </w:rPr>
-        <w:t xml:space="preserve">Ainda não construído:</w:t>
-      </w:r>
-      <w:r>
-        <w:t xml:space="preserve"> uma tela de edição pra de fato completar essas   atas (informar o fornecedor certo, adicionar os itens) — hoje o admin só   vê o alerta, mas precisa aprovar/rejeitar como estão ou completar por   fora do sistema.</w:t>
+        <w:t xml:space="preserve">  `origem = PNCP` e sem fornecedor real identificado (CNPJ placeholder   `00000000000000`) ou sem nenhum item enriquecido agora aparecem com um   selo "PNCP incompleta" e vêm primeiro na fila de "Atas aguardando   moderação" em `/admin`, em vez de se perderem misturadas com o resto.</w:t>
+      </w:r>
+    </w:p>
+    <w:p>
+      <w:pPr>
+        <w:pStyle w:val="ListParagraph"/>
+        <w:numPr>
+          <w:ilvl w:val="0"/>
+          <w:numId w:val="1"/>
+        </w:numPr>
+        <w:spacing w:after="60"/>
+      </w:pPr>
+      <w:r>
+        <w:rPr>
+          <w:b/>
+          <w:bCs/>
+        </w:rPr>
+        <w:t xml:space="preserve">Completar ata PNCP incompleta</w:t>
+      </w:r>
+      <w:r>
+        <w:t xml:space="preserve"> (2026-09-04) — botão "Completar" nas</w:t>
+      </w:r>
+    </w:p>
+    <w:p>
+      <w:pPr>
+        <w:spacing w:after="150"/>
+      </w:pPr>
+      <w:r>
+        <w:t xml:space="preserve">  atas sinalizadas leva a `/admin/atas/[ataId]/completar`. Confirmar   fornecedor faz upsert de um fornecedor real por CNPJ e reaponta só   aquela ata pra ele — </w:t>
+      </w:r>
+      <w:r>
+        <w:rPr>
+          <w:b/>
+          <w:bCs/>
+        </w:rPr>
+        <w:t xml:space="preserve">não edita o fornecedor-placeholder em si</w:t>
+      </w:r>
+      <w:r>
+        <w:t xml:space="preserve">   (`CNPJ 00000000000000`), porque ele é compartilhado por qualquer outra   ata PNCP ainda sem fornecedor confirmado; editar em cima dele mudaria   o fornecedor de todas as outras. Adicionar item cria um item por vez   (formulário mais simples que o do fornecedor, que aceita N de uma vez —   aqui o volume típico é baixo, completar uma ata específica).</w:t>
       </w:r>
     </w:p>
     <w:p>
@@ -3057,7 +3185,7 @@
         <w:spacing w:after="150"/>
       </w:pPr>
       <w:r>
-        <w:t xml:space="preserve">Levantadas na primeira rodada de gap-analysis, nenhuma confirmada como prioridade ainda:</w:t>
+        <w:t xml:space="preserve">Levantadas na primeira rodada de gap-analysis. Status em 2026-09-04:</w:t>
       </w:r>
     </w:p>
     <w:p>
@@ -3077,15 +3205,25 @@
         <w:t xml:space="preserve">Perfil/configurações</w:t>
       </w:r>
       <w:r>
-        <w:t xml:space="preserve"> (trocar senha, dados de contato) — não existe</w:t>
-      </w:r>
-    </w:p>
-    <w:p>
-      <w:pPr>
-        <w:spacing w:after="150"/>
-      </w:pPr>
-      <w:r>
-        <w:t xml:space="preserve">  pra nenhum dos 4 perfis.</w:t>
+        <w:t xml:space="preserve"> (2026-09-04) ✅ — `/fornecedor/perfil`,</w:t>
+      </w:r>
+    </w:p>
+    <w:p>
+      <w:pPr>
+        <w:spacing w:after="150"/>
+      </w:pPr>
+      <w:r>
+        <w:t xml:space="preserve">  `/orgao/perfil`, `/admin/perfil` mostram os dados cadastrais (leitura)   e um formulário de troca de senha (`FormularioTrocarSenha`,   componente único reaproveitado pelos 3 perfis — só a server action   muda). Exige a senha atual correta antes de trocar. Verificado ao vivo   com Playwright, inclusive o ciclo completo: senha errada recusada,   senha certa trocada, login com a nova senha funcionando.   </w:t>
+      </w:r>
+      <w:r>
+        <w:rPr>
+          <w:b/>
+          <w:bCs/>
+        </w:rPr>
+        <w:t xml:space="preserve">Não incluído:</w:t>
+      </w:r>
+      <w:r>
+        <w:t xml:space="preserve"> edição de dados cadastrais (razão social, CNPJ,   etc.) — só troca de senha por ora.</w:t>
       </w:r>
     </w:p>
     <w:p>
@@ -3105,7 +3243,43 @@
         <w:t xml:space="preserve">404 customizado</w:t>
       </w:r>
       <w:r>
-        <w:t xml:space="preserve"> — hoje é o padrão do Next.js.</w:t>
+        <w:t xml:space="preserve"> (2026-09-04) ✅ — `src/app/not-found.tsx`, no</w:t>
+      </w:r>
+    </w:p>
+    <w:p>
+      <w:pPr>
+        <w:spacing w:after="150"/>
+      </w:pPr>
+      <w:r>
+        <w:t xml:space="preserve">  mesmo estilo visual do resto do site, com link pra home e catálogo.</w:t>
+      </w:r>
+    </w:p>
+    <w:p>
+      <w:pPr>
+        <w:pStyle w:val="ListParagraph"/>
+        <w:numPr>
+          <w:ilvl w:val="0"/>
+          <w:numId w:val="1"/>
+        </w:numPr>
+        <w:spacing w:after="60"/>
+      </w:pPr>
+      <w:r>
+        <w:rPr>
+          <w:b/>
+          <w:bCs/>
+        </w:rPr>
+        <w:t xml:space="preserve">Central de ajuda / FAQ</w:t>
+      </w:r>
+      <w:r>
+        <w:t xml:space="preserve"> (2026-09-04) ✅ — `/ajuda`, com perguntas</w:t>
+      </w:r>
+    </w:p>
+    <w:p>
+      <w:pPr>
+        <w:spacing w:after="150"/>
+      </w:pPr>
+      <w:r>
+        <w:t xml:space="preserve">  sobre carona, limites de 50%/200%, elegibilidade por esfera, a taxa de   5% e como cadastrar uma ata. Linkada no rodapé do site inteiro.</w:t>
       </w:r>
     </w:p>
     <w:p>
@@ -3125,35 +3299,25 @@
         <w:t xml:space="preserve">Notificação por e-mail</w:t>
       </w:r>
       <w:r>
-        <w:t xml:space="preserve"> — nenhum evento do sistema (ata aprovada,</w:t>
-      </w:r>
-    </w:p>
-    <w:p>
-      <w:pPr>
-        <w:spacing w:after="150"/>
-      </w:pPr>
-      <w:r>
-        <w:t xml:space="preserve">  pedido de adesão recebido, mudança de estágio) dispara e-mail hoje.</w:t>
-      </w:r>
-    </w:p>
-    <w:p>
-      <w:pPr>
-        <w:pStyle w:val="ListParagraph"/>
-        <w:numPr>
-          <w:ilvl w:val="0"/>
-          <w:numId w:val="1"/>
-        </w:numPr>
-        <w:spacing w:after="60"/>
-      </w:pPr>
-      <w:r>
-        <w:rPr>
-          <w:b/>
-          <w:bCs/>
-        </w:rPr>
-        <w:t xml:space="preserve">Central de ajuda / FAQ</w:t>
-      </w:r>
-      <w:r>
-        <w:t xml:space="preserve"> — não existe.</w:t>
+        <w:t xml:space="preserve"> — </w:t>
+      </w:r>
+      <w:r>
+        <w:rPr>
+          <w:b/>
+          <w:bCs/>
+        </w:rPr>
+        <w:t xml:space="preserve">não construído.</w:t>
+      </w:r>
+      <w:r>
+        <w:t xml:space="preserve"> Nenhum evento do</w:t>
+      </w:r>
+    </w:p>
+    <w:p>
+      <w:pPr>
+        <w:spacing w:after="150"/>
+      </w:pPr>
+      <w:r>
+        <w:t xml:space="preserve">  sistema (ata aprovada, pedido de adesão recebido, mudança de estágio)   dispara e-mail hoje. Não é uma questão de código simples: exige   escolher um provedor de envio de e-mail (Resend, SendGrid, SES, etc.)   e as credenciais correspondentes, que não temos configuradas — mesma   natureza da decisão de upload de documento (§3.2), mas aqui não dava   pra contornar guardando algo no próprio banco (e-mail é uma chamada de   API externa de verdade, não um arquivo). Aguardando decisão de qual   provedor usar antes de implementar.</w:t>
       </w:r>
     </w:p>
     <w:p>
@@ -3386,6 +3550,34 @@
       </w:pPr>
       <w:r>
         <w:t xml:space="preserve">  revisou os prints de todas as telas e notou que a trava de esfera   estava bloqueando município de aderir a ata estadual — "isso não faz   o menor sentido". Reconferido o texto literal dos incisos I e II do   §3º: a direção estava mesmo invertida. Corrigida `NIVEIS_PERMITIDOS_   POR_ADERENTE` em `src/lib/esferas.ts` (município passa a poder aderir   a qualquer esfera; só federal continua restrito, só a ata federal).   11 testes ajustados, todos passando. Seed não precisou mudar de dado,   só de comentário.</w:t>
+      </w:r>
+    </w:p>
+    <w:p>
+      <w:pPr>
+        <w:pStyle w:val="ListParagraph"/>
+        <w:numPr>
+          <w:ilvl w:val="0"/>
+          <w:numId w:val="1"/>
+        </w:numPr>
+        <w:spacing w:after="60"/>
+      </w:pPr>
+      <w:r>
+        <w:rPr>
+          <w:b/>
+          <w:bCs/>
+        </w:rPr>
+        <w:t xml:space="preserve">2026-09-04 (mesmo dia, "termina o projeto")</w:t>
+      </w:r>
+      <w:r>
+        <w:t xml:space="preserve"> — Fechado tudo que era</w:t>
+      </w:r>
+    </w:p>
+    <w:p>
+      <w:pPr>
+        <w:spacing w:after="150"/>
+      </w:pPr>
+      <w:r>
+        <w:t xml:space="preserve">  possível fechar sem inventar regra de negócio: perfil/troca de senha   pros 3 perfis autenticados, 404 customizado, central de ajuda/FAQ, e a   tela de completar ata PNCP incompleta (fornecedor real + itens) no   admin. `npm run build` (produção) rodado com sucesso, todas as rotas   novas compilando. Dois itens ficaram de fora, sinalizados e não   escondidos: notificação por e-mail (precisa de provedor de e-mail com   credencial que não temos) e §§6º/7º da Lei 14.133/2021 (exceções ao   teto de 200%, precisam de campo novo no schema que exige decisão de   negócio primeiro — ver §1.2).</w:t>
       </w:r>
     </w:p>
     <w:sectPr>

--- a/ESCOPO-DO-PROJETO.docx
+++ b/ESCOPO-DO-PROJETO.docx
@@ -3578,6 +3578,34 @@
       </w:pPr>
       <w:r>
         <w:t xml:space="preserve">  possível fechar sem inventar regra de negócio: perfil/troca de senha   pros 3 perfis autenticados, 404 customizado, central de ajuda/FAQ, e a   tela de completar ata PNCP incompleta (fornecedor real + itens) no   admin. `npm run build` (produção) rodado com sucesso, todas as rotas   novas compilando. Dois itens ficaram de fora, sinalizados e não   escondidos: notificação por e-mail (precisa de provedor de e-mail com   credencial que não temos) e §§6º/7º da Lei 14.133/2021 (exceções ao   teto de 200%, precisam de campo novo no schema que exige decisão de   negócio primeiro — ver §1.2).</w:t>
+      </w:r>
+    </w:p>
+    <w:p>
+      <w:pPr>
+        <w:pStyle w:val="ListParagraph"/>
+        <w:numPr>
+          <w:ilvl w:val="0"/>
+          <w:numId w:val="1"/>
+        </w:numPr>
+        <w:spacing w:after="60"/>
+      </w:pPr>
+      <w:r>
+        <w:rPr>
+          <w:b/>
+          <w:bCs/>
+        </w:rPr>
+        <w:t xml:space="preserve">2026-09-04 (mesmo dia, "o que falta pra rodar")</w:t>
+      </w:r>
+      <w:r>
+        <w:t xml:space="preserve"> — Verificado que o</w:t>
+      </w:r>
+    </w:p>
+    <w:p>
+      <w:pPr>
+        <w:spacing w:after="150"/>
+      </w:pPr>
+      <w:r>
+        <w:t xml:space="preserve">  banco de dados aplica as 10 migrations do zero, num Postgres vazio,   sem erro, e que o schema resultante bate exatamente com   `prisma/schema.prisma` (`prisma migrate diff` vazio) — confirma que um   banco de produção novo (Supabase etc.) vai funcionar de primeira.   Confirmado também que `/api/rastreador-pncp` já está protegido pelo   `CRON_SECRET`. `README.md` ganhou um passo a passo real de deploy em   produção (variáveis de ambiente, migrations, criação do admin,   alerta de nunca rodar o seed de demonstração em produção), no lugar   dos 3 bullets soltos que existiam antes. Fica só faltando o que   depende de contas externas (Supabase, Vercel, Registro.br, e as duas   decisões de negócio já registradas acima).</w:t>
       </w:r>
     </w:p>
     <w:sectPr>

--- a/ESCOPO-DO-PROJETO.docx
+++ b/ESCOPO-DO-PROJETO.docx
@@ -3606,6 +3606,44 @@
       </w:pPr>
       <w:r>
         <w:t xml:space="preserve">  banco de dados aplica as 10 migrations do zero, num Postgres vazio,   sem erro, e que o schema resultante bate exatamente com   `prisma/schema.prisma` (`prisma migrate diff` vazio) — confirma que um   banco de produção novo (Supabase etc.) vai funcionar de primeira.   Confirmado também que `/api/rastreador-pncp` já está protegido pelo   `CRON_SECRET`. `README.md` ganhou um passo a passo real de deploy em   produção (variáveis de ambiente, migrations, criação do admin,   alerta de nunca rodar o seed de demonstração em produção), no lugar   dos 3 bullets soltos que existiam antes. Fica só faltando o que   depende de contas externas (Supabase, Vercel, Registro.br, e as duas   decisões de negócio já registradas acima).</w:t>
+      </w:r>
+    </w:p>
+    <w:p>
+      <w:pPr>
+        <w:pStyle w:val="ListParagraph"/>
+        <w:numPr>
+          <w:ilvl w:val="0"/>
+          <w:numId w:val="1"/>
+        </w:numPr>
+        <w:spacing w:after="60"/>
+      </w:pPr>
+      <w:r>
+        <w:rPr>
+          <w:b/>
+          <w:bCs/>
+        </w:rPr>
+        <w:t xml:space="preserve">2026-09-04 (mesmo dia, decisão de infraestrutura fechada)</w:t>
+      </w:r>
+      <w:r>
+        <w:t xml:space="preserve"> —</w:t>
+      </w:r>
+    </w:p>
+    <w:p>
+      <w:pPr>
+        <w:spacing w:after="150"/>
+      </w:pPr>
+      <w:r>
+        <w:t xml:space="preserve">  Avaliada a Hostinger como alternativa a Vercel/Supabase. Decisão:   </w:t>
+      </w:r>
+      <w:r>
+        <w:rPr>
+          <w:b/>
+          <w:bCs/>
+        </w:rPr>
+        <w:t xml:space="preserve">banco no Supabase, aplicação na Vercel, domínio `.com.br` comprado   onde for mais conveniente (Hostinger inclusive) e apontado pra   Vercel</w:t>
+      </w:r>
+      <w:r>
+        <w:t xml:space="preserve">. Motivo de descartar a rota "Hostinger completo" (app +   banco autoadministrado em VPS): os planos gerenciados de Node.js da   Hostinger não incluem Postgres gerenciado — banco em VPS exigiria a   equipe cuidar sozinha de backup e atualização de segurança, risco   desnecessário num sistema que fatura de verdade e não tem equipe de   infraestrutura dedicada. Confirmado que domínio e hospedagem são   decisões independentes: comprar o `.com.br` na Hostinger não impede   (nem tem relação com) hospedar o site na Vercel. `README.md`   atualizado pra registrar essa decisão como definitiva, não mais como   opção em aberto.</w:t>
       </w:r>
     </w:p>
     <w:sectPr>

--- a/ESCOPO-DO-PROJETO.docx
+++ b/ESCOPO-DO-PROJETO.docx
@@ -967,6 +967,31 @@
           <w:b/>
           <w:bCs/>
         </w:rPr>
+        <w:t xml:space="preserve">Compras.gov.br, segunda fonte em paralelo (2026-09-04):</w:t>
+      </w:r>
+    </w:p>
+    <w:p>
+      <w:pPr>
+        <w:spacing w:after="150"/>
+      </w:pPr>
+      <w:r>
+        <w:t xml:space="preserve">  `src/lib/compras-gov.ts` + `src/lib/rastreador-compras-gov.ts`, rodando   ao lado do rastreador do PNCP (não em substituição a ele — pedido   explícito de usar as duas fontes juntas). Consome a API pública e sem   autenticação `dadosabertos.compras.gov.br` (o banco por trás do "Painel   de Preços", confirmado ao vivo como multi-esfera — federal, estadual e   municipal na mesma consulta — e atual, com dados de 2026). Mesma chave   de deduplicação do PNCP (`Ata.numeroControlePncp`, único), então uma   ata que já entrou por uma fonte não é importada de novo pela outra.   Diferença estrutural relevante: o endpoint de itens dessa API já traz   descrição, quantidade, valor e fornecedor juntos numa única chamada   (o PNCP exige duas chamadas separadas); em compensação, esse mesmo   endpoint não filtra por ata, só pela compra de origem — uma compra pode   ter gerado mais de uma ata (um pregão com vários lotes), então o código   busca por compra e filtra pela ata específica do lado do cliente   (`mapearItensDaCompra`). Verificado ao vivo nesta sessão contra a API   real (não só com testes unitários, diferente do PNCP, que nunca teve   rede de saída disponível neste sandbox): um primeiro teste mostrou 0%   de enriquecimento de itens por causa de uma suposição errada de   parâmetro (`numeroAtaRegistroPreco` direto no endpoint de itens, que na   verdade não existe); corrigido e reverificado, chegando a ~70% de   enriquecimento numa amostra real. Cron próprio em `vercel.json`   (`/api/rastreador-compras-gov`, protegido pelo mesmo `CRON_SECRET`).   Mesma limitação do PNCP quanto à esfera do órgão: nenhum dos dois   endpoints usados informa a esfera federativa direto, então todo órgão   novo criado por este importador entra com `esfera: "não informada"`   (bloqueia adesão até confirmação manual — não existe hoje uma tela de   admin pra editar a esfera de um órgão já cadastrado, só a de completar   fornecedor/itens de uma ata PNCP incompleta; gap registrado, não   resolvido).</w:t>
+      </w:r>
+    </w:p>
+    <w:p>
+      <w:pPr>
+        <w:pStyle w:val="ListParagraph"/>
+        <w:numPr>
+          <w:ilvl w:val="0"/>
+          <w:numId w:val="1"/>
+        </w:numPr>
+        <w:spacing w:after="60"/>
+      </w:pPr>
+      <w:r>
+        <w:rPr>
+          <w:b/>
+          <w:bCs/>
+        </w:rPr>
         <w:t xml:space="preserve">Anexo de ata guardado no banco, não em provedor externo (2026-09-04)</w:t>
       </w:r>
     </w:p>
@@ -3131,6 +3156,34 @@
       </w:r>
       <w:r>
         <w:t xml:space="preserve">   (`CNPJ 00000000000000`), porque ele é compartilhado por qualquer outra   ata PNCP ainda sem fornecedor confirmado; editar em cima dele mudaria   o fornecedor de todas as outras. Adicionar item cria um item por vez   (formulário mais simples que o do fornecedor, que aceita N de uma vez —   aqui o volume típico é baixo, completar uma ata específica).</w:t>
+      </w:r>
+    </w:p>
+    <w:p>
+      <w:pPr>
+        <w:pStyle w:val="ListParagraph"/>
+        <w:numPr>
+          <w:ilvl w:val="0"/>
+          <w:numId w:val="1"/>
+        </w:numPr>
+        <w:spacing w:after="60"/>
+      </w:pPr>
+      <w:r>
+        <w:rPr>
+          <w:b/>
+          <w:bCs/>
+        </w:rPr>
+        <w:t xml:space="preserve">Segunda fonte de importação automática (2026-09-04)</w:t>
+      </w:r>
+      <w:r>
+        <w:t xml:space="preserve"> — com a entrada</w:t>
+      </w:r>
+    </w:p>
+    <w:p>
+      <w:pPr>
+        <w:spacing w:after="150"/>
+      </w:pPr>
+      <w:r>
+        <w:t xml:space="preserve">  do Compras.gov.br ao lado do PNCP (ver §3), o selo e o rótulo em   `/admin` deixaram de dizer só "PNCP incompleta"/"Importada do PNCP" e   passaram a cobrir as duas origens (`ataImportadaIncompleta()`,   `src/app/admin/page.tsx`) — mesma regra de detecção (sem fornecedor   real ou sem itens), agora checando `origem === "PNCP" || origem ===   "COMPRAS_GOV"`.</w:t>
       </w:r>
     </w:p>
     <w:p>
@@ -4006,7 +4059,7 @@
       <w:szCs w:val="20"/>
     </w:rPr>
   </w:style>
-  <w:style w:type="paragraph" w:default="1" w:styleId="Normal">
+  <w:style w:type="paragraph" w:styleId="Normal" w:default="1">
     <w:name w:val="Normal"/>
     <w:qFormat/>
     <w:pPr>

--- a/ESCOPO-DO-PROJETO.docx
+++ b/ESCOPO-DO-PROJETO.docx
@@ -2984,6 +2984,106 @@
           </w:tcPr>
           <w:p>
             <w:r>
+              <w:t xml:space="preserve">`/admin/pontos-focais`</w:t>
+            </w:r>
+          </w:p>
+        </w:tc>
+        <w:tc>
+          <w:tcPr>
+            <w:tcW w:type="dxa" w:w="3000"/>
+            <w:tcMar>
+              <w:top w:type="dxa" w:w="80"/>
+              <w:left w:type="dxa" w:w="100"/>
+              <w:bottom w:type="dxa" w:w="80"/>
+              <w:right w:type="dxa" w:w="100"/>
+            </w:tcMar>
+          </w:tcPr>
+          <w:p>
+            <w:r>
+              <w:t xml:space="preserve">Banco de contatos por esfera/UF/município (prefeito, governador, intermediário) — cadastro + histórico de match</w:t>
+            </w:r>
+          </w:p>
+        </w:tc>
+        <w:tc>
+          <w:tcPr>
+            <w:tcW w:type="dxa" w:w="3000"/>
+            <w:tcMar>
+              <w:top w:type="dxa" w:w="80"/>
+              <w:left w:type="dxa" w:w="100"/>
+              <w:bottom w:type="dxa" w:w="80"/>
+              <w:right w:type="dxa" w:w="100"/>
+            </w:tcMar>
+          </w:tcPr>
+          <w:p>
+            <w:r>
+              <w:t xml:space="preserve">✅ Completo</w:t>
+            </w:r>
+          </w:p>
+        </w:tc>
+      </w:tr>
+      <w:tr>
+        <w:tc>
+          <w:tcPr>
+            <w:tcW w:type="dxa" w:w="3000"/>
+            <w:tcMar>
+              <w:top w:type="dxa" w:w="80"/>
+              <w:left w:type="dxa" w:w="100"/>
+              <w:bottom w:type="dxa" w:w="80"/>
+              <w:right w:type="dxa" w:w="100"/>
+            </w:tcMar>
+          </w:tcPr>
+          <w:p>
+            <w:r>
+              <w:t xml:space="preserve">`/admin/parceiros`</w:t>
+            </w:r>
+          </w:p>
+        </w:tc>
+        <w:tc>
+          <w:tcPr>
+            <w:tcW w:type="dxa" w:w="3000"/>
+            <w:tcMar>
+              <w:top w:type="dxa" w:w="80"/>
+              <w:left w:type="dxa" w:w="100"/>
+              <w:bottom w:type="dxa" w:w="80"/>
+              <w:right w:type="dxa" w:w="100"/>
+            </w:tcMar>
+          </w:tcPr>
+          <w:p>
+            <w:r>
+              <w:t xml:space="preserve">Parceiros comerciais (revendedores de atas) + atas compatíveis por categoria/UF</w:t>
+            </w:r>
+          </w:p>
+        </w:tc>
+        <w:tc>
+          <w:tcPr>
+            <w:tcW w:type="dxa" w:w="3000"/>
+            <w:tcMar>
+              <w:top w:type="dxa" w:w="80"/>
+              <w:left w:type="dxa" w:w="100"/>
+              <w:bottom w:type="dxa" w:w="80"/>
+              <w:right w:type="dxa" w:w="100"/>
+            </w:tcMar>
+          </w:tcPr>
+          <w:p>
+            <w:r>
+              <w:t xml:space="preserve">✅ Completo</w:t>
+            </w:r>
+          </w:p>
+        </w:tc>
+      </w:tr>
+      <w:tr>
+        <w:tc>
+          <w:tcPr>
+            <w:tcW w:type="dxa" w:w="3000"/>
+            <w:tcMar>
+              <w:top w:type="dxa" w:w="80"/>
+              <w:left w:type="dxa" w:w="100"/>
+              <w:bottom w:type="dxa" w:w="80"/>
+              <w:right w:type="dxa" w:w="100"/>
+            </w:tcMar>
+          </w:tcPr>
+          <w:p>
+            <w:r>
               <w:t xml:space="preserve">`/admin/perfil`</w:t>
             </w:r>
           </w:p>
@@ -3222,6 +3322,146 @@
       </w:r>
       <w:r>
         <w:t xml:space="preserve"> uma sessão já aberta no   momento da desativação não é revogada na hora — continua valendo até   expirar sozinha (até 7 dias, mesma duração de qualquer sessão). Revogar   na hora exigiria checar `ativo` em toda página autenticada a cada   requisição, não só no login — deixado de fora por ora por ser uma   mudança mais ampla no `src/lib/auth.ts`, não uma decisão de negócio.   Verificado ao vivo com Playwright.</w:t>
+      </w:r>
+    </w:p>
+    <w:p>
+      <w:pPr>
+        <w:pStyle w:val="ListParagraph"/>
+        <w:numPr>
+          <w:ilvl w:val="0"/>
+          <w:numId w:val="1"/>
+        </w:numPr>
+        <w:spacing w:after="60"/>
+      </w:pPr>
+      <w:r>
+        <w:rPr>
+          <w:b/>
+          <w:bCs/>
+        </w:rPr>
+        <w:t xml:space="preserve">Mapa do "Núcleo de Atas" (2026-09-05)</w:t>
+      </w:r>
+      <w:r>
+        <w:t xml:space="preserve"> — a pedido explícito</w:t>
+      </w:r>
+    </w:p>
+    <w:p>
+      <w:pPr>
+        <w:spacing w:after="150"/>
+      </w:pPr>
+      <w:r>
+        <w:t xml:space="preserve">  ("tudo isso que te mandei são pontos pra lapidarmos e inserir no nosso   sistema, construa"), depois de um mapa operacional (artefato publicado   separadamente) traduzindo notas de voz sobre a operação de venda de   atas em blocos concretos. Do que era construível sem inventar mais   regra de negócio, entrou nesta leva:</w:t>
+      </w:r>
+    </w:p>
+    <w:p>
+      <w:pPr>
+        <w:pStyle w:val="ListParagraph"/>
+        <w:numPr>
+          <w:ilvl w:val="0"/>
+          <w:numId w:val="1"/>
+        </w:numPr>
+        <w:spacing w:after="60"/>
+      </w:pPr>
+      <w:r>
+        <w:rPr>
+          <w:b/>
+          <w:bCs/>
+        </w:rPr>
+        <w:t xml:space="preserve">Funil de conversão</w:t>
+      </w:r>
+      <w:r>
+        <w:t xml:space="preserve"> — dois cartões novos em `/admin`: "Atas com</w:t>
+      </w:r>
+    </w:p>
+    <w:p>
+      <w:pPr>
+        <w:spacing w:after="150"/>
+      </w:pPr>
+      <w:r>
+        <w:t xml:space="preserve">    adesão" e "Taxa de conversão" (`atasComAdesao / totalAtas`). Não     existe estágio "cancelada" em `Adesao` hoje, então qualquer adesão     registrada já conta como conversão — `Ata.count({ itens: { some: {     adesoes: { some: {} } } } })`.</w:t>
+      </w:r>
+    </w:p>
+    <w:p>
+      <w:pPr>
+        <w:pStyle w:val="ListParagraph"/>
+        <w:numPr>
+          <w:ilvl w:val="0"/>
+          <w:numId w:val="1"/>
+        </w:numPr>
+        <w:spacing w:after="60"/>
+      </w:pPr>
+      <w:r>
+        <w:rPr>
+          <w:b/>
+          <w:bCs/>
+        </w:rPr>
+        <w:t xml:space="preserve">Banco de pontos focais</w:t>
+      </w:r>
+      <w:r>
+        <w:t xml:space="preserve"> (`/admin/pontos-focais`) — cadastro de</w:t>
+      </w:r>
+    </w:p>
+    <w:p>
+      <w:pPr>
+        <w:spacing w:after="150"/>
+      </w:pPr>
+      <w:r>
+        <w:t xml:space="preserve">    contato por esfera/UF/município (prefeito, governador ou     intermediário) com particularidades e histórico de interação     (`PontoFocal` + `InteracaoPontoFocal`, migração     `20260905120000_nucleo_de_atas`). Acesso restrito ao admin de     propósito — é o "banco de dados secreto" das notas de voz; controle     de acesso mais fino entre pessoas do time interno fica para quando     existir mais de um perfil de admin (hoje é tudo-ou-nada por login).</w:t>
+      </w:r>
+    </w:p>
+    <w:p>
+      <w:pPr>
+        <w:pStyle w:val="ListParagraph"/>
+        <w:numPr>
+          <w:ilvl w:val="0"/>
+          <w:numId w:val="1"/>
+        </w:numPr>
+        <w:spacing w:after="60"/>
+      </w:pPr>
+      <w:r>
+        <w:rPr>
+          <w:b/>
+          <w:bCs/>
+        </w:rPr>
+        <w:t xml:space="preserve">Parceiros e match por necessidade</w:t>
+      </w:r>
+      <w:r>
+        <w:t xml:space="preserve"> (`/admin/parceiros`) — cadastro</w:t>
+      </w:r>
+    </w:p>
+    <w:p>
+      <w:pPr>
+        <w:spacing w:after="150"/>
+      </w:pPr>
+      <w:r>
+        <w:t xml:space="preserve">    de parceiro comercial (nome, contato, categorias e UFs de interesse,     `String[]` no Postgres) com uma tela de detalhe que já calcula, ao     vivo, quais atas aprovadas batem com os interesses dele (união por     categoria OU UF — não interseção). Verificado ao vivo com Playwright:     um parceiro de teste com interesse em "material hospitalar" + UFs     GO/SP encontrou 8 atas compatíveis nos dados de desenvolvimento.</w:t>
+      </w:r>
+    </w:p>
+    <w:p>
+      <w:pPr>
+        <w:pStyle w:val="ListParagraph"/>
+        <w:numPr>
+          <w:ilvl w:val="0"/>
+          <w:numId w:val="1"/>
+        </w:numPr>
+        <w:spacing w:after="60"/>
+      </w:pPr>
+      <w:r>
+        <w:rPr>
+          <w:b/>
+          <w:bCs/>
+        </w:rPr>
+        <w:t xml:space="preserve">Deixado de fora desta leva, por decisão explícita</w:t>
+      </w:r>
+      <w:r>
+        <w:t xml:space="preserve"> — expandir a</w:t>
+      </w:r>
+    </w:p>
+    <w:p>
+      <w:pPr>
+        <w:spacing w:after="150"/>
+      </w:pPr>
+      <w:r>
+        <w:t xml:space="preserve">    raspagem vertical pra portais estaduais/municipais específicos (§3     do mapa) não entrou porque exige decidir fonte por fonte quais     portais valem o esforço, decisão que ninguém tomou ainda; nenhuma     fonte nova foi inventada. O mapa completo, com os cinco blocos e o     que cada um significa, está no artefato publicado separadamente.</w:t>
       </w:r>
     </w:p>
     <w:p>

--- a/ESCOPO-DO-PROJETO.docx
+++ b/ESCOPO-DO-PROJETO.docx
@@ -3462,6 +3462,34 @@
       </w:pPr>
       <w:r>
         <w:t xml:space="preserve">    raspagem vertical pra portais estaduais/municipais específicos (§3     do mapa) não entrou porque exige decidir fonte por fonte quais     portais valem o esforço, decisão que ninguém tomou ainda; nenhuma     fonte nova foi inventada. O mapa completo, com os cinco blocos e o     que cada um significa, está no artefato publicado separadamente.</w:t>
+      </w:r>
+    </w:p>
+    <w:p>
+      <w:pPr>
+        <w:pStyle w:val="ListParagraph"/>
+        <w:numPr>
+          <w:ilvl w:val="0"/>
+          <w:numId w:val="1"/>
+        </w:numPr>
+        <w:spacing w:after="60"/>
+      </w:pPr>
+      <w:r>
+        <w:rPr>
+          <w:b/>
+          <w:bCs/>
+        </w:rPr>
+        <w:t xml:space="preserve">Filtro por objeto + cidade em `/atas` (2026-09-05)</w:t>
+      </w:r>
+      <w:r>
+        <w:t xml:space="preserve"> — a listagem</w:t>
+      </w:r>
+    </w:p>
+    <w:p>
+      <w:pPr>
+        <w:spacing w:after="150"/>
+      </w:pPr>
+      <w:r>
+        <w:t xml:space="preserve">  interna do admin (mostra TODA ata, qualquer status/origem) não tinha   filtro nenhum até então; era só uma lista corrida. Agora tem uma busca   por texto livre do objeto (`Ata.objeto`) combinada com a cidade do   órgão gerenciador (`Orgao.municipio`) — diferente do filtro do catálogo   público (`/catalogo`), que só filtra atas aprovadas/vigentes por tema e   UF, não por município. Verificado ao vivo: 24 atas sem filtro → 2 ao   combinar objeto + cidade nos dados de desenvolvimento, e mensagem clara   quando o filtro não bate com nada.</w:t>
       </w:r>
     </w:p>
     <w:p>

--- a/ESCOPO-DO-PROJETO.docx
+++ b/ESCOPO-DO-PROJETO.docx
@@ -2984,23 +2984,23 @@
           </w:tcPr>
           <w:p>
             <w:r>
-              <w:t xml:space="preserve">`/admin/pontos-focais`</w:t>
-            </w:r>
-          </w:p>
-        </w:tc>
-        <w:tc>
-          <w:tcPr>
-            <w:tcW w:type="dxa" w:w="3000"/>
-            <w:tcMar>
-              <w:top w:type="dxa" w:w="80"/>
-              <w:left w:type="dxa" w:w="100"/>
-              <w:bottom w:type="dxa" w:w="80"/>
-              <w:right w:type="dxa" w:w="100"/>
-            </w:tcMar>
-          </w:tcPr>
-          <w:p>
-            <w:r>
-              <w:t xml:space="preserve">Banco de contatos por esfera/UF/município (prefeito, governador, intermediário) — cadastro + histórico de match</w:t>
+              <w:t xml:space="preserve">`/admin/entidades`</w:t>
+            </w:r>
+          </w:p>
+        </w:tc>
+        <w:tc>
+          <w:tcPr>
+            <w:tcW w:type="dxa" w:w="3000"/>
+            <w:tcMar>
+              <w:top w:type="dxa" w:w="80"/>
+              <w:left w:type="dxa" w:w="100"/>
+              <w:bottom w:type="dxa" w:w="80"/>
+              <w:right w:type="dxa" w:w="100"/>
+            </w:tcMar>
+          </w:tcPr>
+          <w:p>
+            <w:r>
+              <w:t xml:space="preserve">Municípios/entidades (prefeitura, secretaria, ministério) — cadastro</w:t>
             </w:r>
           </w:p>
         </w:tc>
@@ -3034,23 +3034,23 @@
           </w:tcPr>
           <w:p>
             <w:r>
-              <w:t xml:space="preserve">`/admin/parceiros`</w:t>
-            </w:r>
-          </w:p>
-        </w:tc>
-        <w:tc>
-          <w:tcPr>
-            <w:tcW w:type="dxa" w:w="3000"/>
-            <w:tcMar>
-              <w:top w:type="dxa" w:w="80"/>
-              <w:left w:type="dxa" w:w="100"/>
-              <w:bottom w:type="dxa" w:w="80"/>
-              <w:right w:type="dxa" w:w="100"/>
-            </w:tcMar>
-          </w:tcPr>
-          <w:p>
-            <w:r>
-              <w:t xml:space="preserve">Parceiros comerciais (revendedores de atas) + atas compatíveis por categoria/UF</w:t>
+              <w:t xml:space="preserve">`/admin/entidades/[id]`</w:t>
+            </w:r>
+          </w:p>
+        </w:tc>
+        <w:tc>
+          <w:tcPr>
+            <w:tcW w:type="dxa" w:w="3000"/>
+            <w:tcMar>
+              <w:top w:type="dxa" w:w="80"/>
+              <w:left w:type="dxa" w:w="100"/>
+              <w:bottom w:type="dxa" w:w="80"/>
+              <w:right w:type="dxa" w:w="100"/>
+            </w:tcMar>
+          </w:tcPr>
+          <w:p>
+            <w:r>
+              <w:t xml:space="preserve">Contatos de uma entidade (prefeito, cada secretário...)</w:t>
             </w:r>
           </w:p>
         </w:tc>
@@ -3084,23 +3084,23 @@
           </w:tcPr>
           <w:p>
             <w:r>
-              <w:t xml:space="preserve">`/admin/perfil`</w:t>
-            </w:r>
-          </w:p>
-        </w:tc>
-        <w:tc>
-          <w:tcPr>
-            <w:tcW w:type="dxa" w:w="3000"/>
-            <w:tcMar>
-              <w:top w:type="dxa" w:w="80"/>
-              <w:left w:type="dxa" w:w="100"/>
-              <w:bottom w:type="dxa" w:w="80"/>
-              <w:right w:type="dxa" w:w="100"/>
-            </w:tcMar>
-          </w:tcPr>
-          <w:p>
-            <w:r>
-              <w:t xml:space="preserve">Perfil — trocar senha</w:t>
+              <w:t xml:space="preserve">`/admin/entidades/[id]/contatos/[contatoId]`</w:t>
+            </w:r>
+          </w:p>
+        </w:tc>
+        <w:tc>
+          <w:tcPr>
+            <w:tcW w:type="dxa" w:w="3000"/>
+            <w:tcMar>
+              <w:top w:type="dxa" w:w="80"/>
+              <w:left w:type="dxa" w:w="100"/>
+              <w:bottom w:type="dxa" w:w="80"/>
+              <w:right w:type="dxa" w:w="100"/>
+            </w:tcMar>
+          </w:tcPr>
+          <w:p>
+            <w:r>
+              <w:t xml:space="preserve">Histórico de interação/match de um contato específico</w:t>
             </w:r>
           </w:p>
         </w:tc>
@@ -3134,6 +3134,156 @@
           </w:tcPr>
           <w:p>
             <w:r>
+              <w:t xml:space="preserve">`/admin/fornecedores`</w:t>
+            </w:r>
+          </w:p>
+        </w:tc>
+        <w:tc>
+          <w:tcPr>
+            <w:tcW w:type="dxa" w:w="3000"/>
+            <w:tcMar>
+              <w:top w:type="dxa" w:w="80"/>
+              <w:left w:type="dxa" w:w="100"/>
+              <w:bottom w:type="dxa" w:w="80"/>
+              <w:right w:type="dxa" w:w="100"/>
+            </w:tcMar>
+          </w:tcPr>
+          <w:p>
+            <w:r>
+              <w:t xml:space="preserve">Catálogo interno — o que cada fornecedor realmente fornece</w:t>
+            </w:r>
+          </w:p>
+        </w:tc>
+        <w:tc>
+          <w:tcPr>
+            <w:tcW w:type="dxa" w:w="3000"/>
+            <w:tcMar>
+              <w:top w:type="dxa" w:w="80"/>
+              <w:left w:type="dxa" w:w="100"/>
+              <w:bottom w:type="dxa" w:w="80"/>
+              <w:right w:type="dxa" w:w="100"/>
+            </w:tcMar>
+          </w:tcPr>
+          <w:p>
+            <w:r>
+              <w:t xml:space="preserve">✅ Completo</w:t>
+            </w:r>
+          </w:p>
+        </w:tc>
+      </w:tr>
+      <w:tr>
+        <w:tc>
+          <w:tcPr>
+            <w:tcW w:type="dxa" w:w="3000"/>
+            <w:tcMar>
+              <w:top w:type="dxa" w:w="80"/>
+              <w:left w:type="dxa" w:w="100"/>
+              <w:bottom w:type="dxa" w:w="80"/>
+              <w:right w:type="dxa" w:w="100"/>
+            </w:tcMar>
+          </w:tcPr>
+          <w:p>
+            <w:r>
+              <w:t xml:space="preserve">`/admin/parceiros`</w:t>
+            </w:r>
+          </w:p>
+        </w:tc>
+        <w:tc>
+          <w:tcPr>
+            <w:tcW w:type="dxa" w:w="3000"/>
+            <w:tcMar>
+              <w:top w:type="dxa" w:w="80"/>
+              <w:left w:type="dxa" w:w="100"/>
+              <w:bottom w:type="dxa" w:w="80"/>
+              <w:right w:type="dxa" w:w="100"/>
+            </w:tcMar>
+          </w:tcPr>
+          <w:p>
+            <w:r>
+              <w:t xml:space="preserve">Parceiros comerciais (revendedores de atas) + atas compatíveis por categoria/UF</w:t>
+            </w:r>
+          </w:p>
+        </w:tc>
+        <w:tc>
+          <w:tcPr>
+            <w:tcW w:type="dxa" w:w="3000"/>
+            <w:tcMar>
+              <w:top w:type="dxa" w:w="80"/>
+              <w:left w:type="dxa" w:w="100"/>
+              <w:bottom w:type="dxa" w:w="80"/>
+              <w:right w:type="dxa" w:w="100"/>
+            </w:tcMar>
+          </w:tcPr>
+          <w:p>
+            <w:r>
+              <w:t xml:space="preserve">✅ Completo</w:t>
+            </w:r>
+          </w:p>
+        </w:tc>
+      </w:tr>
+      <w:tr>
+        <w:tc>
+          <w:tcPr>
+            <w:tcW w:type="dxa" w:w="3000"/>
+            <w:tcMar>
+              <w:top w:type="dxa" w:w="80"/>
+              <w:left w:type="dxa" w:w="100"/>
+              <w:bottom w:type="dxa" w:w="80"/>
+              <w:right w:type="dxa" w:w="100"/>
+            </w:tcMar>
+          </w:tcPr>
+          <w:p>
+            <w:r>
+              <w:t xml:space="preserve">`/admin/perfil`</w:t>
+            </w:r>
+          </w:p>
+        </w:tc>
+        <w:tc>
+          <w:tcPr>
+            <w:tcW w:type="dxa" w:w="3000"/>
+            <w:tcMar>
+              <w:top w:type="dxa" w:w="80"/>
+              <w:left w:type="dxa" w:w="100"/>
+              <w:bottom w:type="dxa" w:w="80"/>
+              <w:right w:type="dxa" w:w="100"/>
+            </w:tcMar>
+          </w:tcPr>
+          <w:p>
+            <w:r>
+              <w:t xml:space="preserve">Perfil — trocar senha</w:t>
+            </w:r>
+          </w:p>
+        </w:tc>
+        <w:tc>
+          <w:tcPr>
+            <w:tcW w:type="dxa" w:w="3000"/>
+            <w:tcMar>
+              <w:top w:type="dxa" w:w="80"/>
+              <w:left w:type="dxa" w:w="100"/>
+              <w:bottom w:type="dxa" w:w="80"/>
+              <w:right w:type="dxa" w:w="100"/>
+            </w:tcMar>
+          </w:tcPr>
+          <w:p>
+            <w:r>
+              <w:t xml:space="preserve">✅ Completo</w:t>
+            </w:r>
+          </w:p>
+        </w:tc>
+      </w:tr>
+      <w:tr>
+        <w:tc>
+          <w:tcPr>
+            <w:tcW w:type="dxa" w:w="3000"/>
+            <w:tcMar>
+              <w:top w:type="dxa" w:w="80"/>
+              <w:left w:type="dxa" w:w="100"/>
+              <w:bottom w:type="dxa" w:w="80"/>
+              <w:right w:type="dxa" w:w="100"/>
+            </w:tcMar>
+          </w:tcPr>
+          <w:p>
+            <w:r>
               <w:t xml:space="preserve">`/atas`</w:t>
             </w:r>
           </w:p>
@@ -3150,7 +3300,7 @@
           </w:tcPr>
           <w:p>
             <w:r>
-              <w:t xml:space="preserve">Cadastro/listagem interna completa de atas (todo status)</w:t>
+              <w:t xml:space="preserve">Cadastro/listagem interna completa de atas (todo status), filtro por objeto/cidade/órgão/esfera</w:t>
             </w:r>
           </w:p>
         </w:tc>
@@ -3490,6 +3640,167 @@
       </w:pPr>
       <w:r>
         <w:t xml:space="preserve">  interna do admin (mostra TODA ata, qualquer status/origem) não tinha   filtro nenhum até então; era só uma lista corrida. Agora tem uma busca   por texto livre do objeto (`Ata.objeto`) combinada com a cidade do   órgão gerenciador (`Orgao.municipio`) — diferente do filtro do catálogo   público (`/catalogo`), que só filtra atas aprovadas/vigentes por tema e   UF, não por município. Verificado ao vivo: 24 atas sem filtro → 2 ao   combinar objeto + cidade nos dados de desenvolvimento, e mensagem clara   quando o filtro não bate com nada.</w:t>
+      </w:r>
+    </w:p>
+    <w:p>
+      <w:pPr>
+        <w:pStyle w:val="ListParagraph"/>
+        <w:numPr>
+          <w:ilvl w:val="0"/>
+          <w:numId w:val="1"/>
+        </w:numPr>
+        <w:spacing w:after="60"/>
+      </w:pPr>
+      <w:r>
+        <w:rPr>
+          <w:b/>
+          <w:bCs/>
+        </w:rPr>
+        <w:t xml:space="preserve">Reorganização "trabalho é humano, sistema é CRM" (2026-09-05)</w:t>
+      </w:r>
+      <w:r>
+        <w:t xml:space="preserve"> — o</w:t>
+      </w:r>
+    </w:p>
+    <w:p>
+      <w:pPr>
+        <w:spacing w:after="150"/>
+      </w:pPr>
+      <w:r>
+        <w:t xml:space="preserve">  usuário explicou que a venda de ata não é automatizada nem   automatizável: é trabalho comercial de gente (ligação, reunião), feito   pela própria Tech 10 — nem o parceiro nem o município vão cadastrar   nada sozinhos. Isso reorganizou o que tinha sido construído como   "Pontos Focais" (mapa do núcleo de atas):</w:t>
+      </w:r>
+    </w:p>
+    <w:p>
+      <w:pPr>
+        <w:pStyle w:val="ListParagraph"/>
+        <w:numPr>
+          <w:ilvl w:val="0"/>
+          <w:numId w:val="1"/>
+        </w:numPr>
+        <w:spacing w:after="60"/>
+      </w:pPr>
+      <w:r>
+        <w:rPr>
+          <w:b/>
+          <w:bCs/>
+        </w:rPr>
+        <w:t xml:space="preserve">Pesquisado antes de construir</w:t>
+      </w:r>
+      <w:r>
+        <w:t xml:space="preserve">: onde mais achar atas de registro</w:t>
+      </w:r>
+    </w:p>
+    <w:p>
+      <w:pPr>
+        <w:spacing w:after="150"/>
+      </w:pPr>
+      <w:r>
+        <w:t xml:space="preserve">    de preços além de PNCP e Compras.gov.br. Achado principal: o PNCP já     é, por lei (14.133/2021), o agregador universal de toda licitação de     qualquer esfera — inclusive as que passam por plataformas     terceirizadas (BLL Compras, Portal de Compras Públicas, BNC), que se     anunciam "100% integradas ao PNCP". Ou seja, o rastreador do PNCP já     deveria cobrir estadual/municipal também — isso nunca foi testado ao     vivo (o sandbox segue sem rede até pncp.gov.br, confirmado de novo     nesta sessão). Tribunais de Contas estaduais têm APIs próprias de     dados abertos de licitação municipal (TCE-PE, TCM-SP confirmados),     mas são 27 fontes diferentes — fica de fora deste momento, é backlog.</w:t>
+      </w:r>
+    </w:p>
+    <w:p>
+      <w:pPr>
+        <w:pStyle w:val="ListParagraph"/>
+        <w:numPr>
+          <w:ilvl w:val="0"/>
+          <w:numId w:val="1"/>
+        </w:numPr>
+        <w:spacing w:after="60"/>
+      </w:pPr>
+      <w:r>
+        <w:rPr>
+          <w:b/>
+          <w:bCs/>
+        </w:rPr>
+        <w:t xml:space="preserve">`PontoFocal` virou duas tabelas</w:t>
+      </w:r>
+      <w:r>
+        <w:t xml:space="preserve"> (migração</w:t>
+      </w:r>
+    </w:p>
+    <w:p>
+      <w:pPr>
+        <w:spacing w:after="150"/>
+      </w:pPr>
+      <w:r>
+        <w:t xml:space="preserve">    `20260905180000_entidade_alvo`): `EntidadeAlvo` (o "lugar" — prefeitura,     secretaria estadual, ministério, com nome/tipo/esfera/UF/município/     endereço) e `PontoFocal` agora é só o contato (pessoa) dentro dela,     com `cargo` + `area` (pasta específica, ex.: "Secretaria de Saúde") —     permite guardar quantos contatos forem necessários por entidade     ("de todas as áreas", como pedido). Rotas movidas de     `/admin/pontos-focais` para `/admin/entidades` (lista + criação) e     `/admin/entidades/[id]/contatos/[contatoId]` (histórico de interação     de cada contato, mesmo formulário de antes).</w:t>
+      </w:r>
+    </w:p>
+    <w:p>
+      <w:pPr>
+        <w:pStyle w:val="ListParagraph"/>
+        <w:numPr>
+          <w:ilvl w:val="0"/>
+          <w:numId w:val="1"/>
+        </w:numPr>
+        <w:spacing w:after="60"/>
+      </w:pPr>
+      <w:r>
+        <w:rPr>
+          <w:b/>
+          <w:bCs/>
+        </w:rPr>
+        <w:t xml:space="preserve">Catálogo interno de fornecedores</w:t>
+      </w:r>
+      <w:r>
+        <w:t xml:space="preserve"> (`/admin/fornecedores`, novo) —</w:t>
+      </w:r>
+    </w:p>
+    <w:p>
+      <w:pPr>
+        <w:spacing w:after="150"/>
+      </w:pPr>
+      <w:r>
+        <w:t xml:space="preserve">    mostra, por fornecedor, quais categorias ele fornece, quantas atas     aprovadas e em quais UFs — "quem são os fornecedores, o que eles     estão fornecendo", separado da tela de ativar/desativar que já     existia em `/admin/usuarios`.</w:t>
+      </w:r>
+    </w:p>
+    <w:p>
+      <w:pPr>
+        <w:pStyle w:val="ListParagraph"/>
+        <w:numPr>
+          <w:ilvl w:val="0"/>
+          <w:numId w:val="1"/>
+        </w:numPr>
+        <w:spacing w:after="60"/>
+      </w:pPr>
+      <w:r>
+        <w:rPr>
+          <w:b/>
+          <w:bCs/>
+        </w:rPr>
+        <w:t xml:space="preserve">Banco de atas segmentado</w:t>
+      </w:r>
+      <w:r>
+        <w:t xml:space="preserve"> — `/atas` ganhou filtro por esfera e por</w:t>
+      </w:r>
+    </w:p>
+    <w:p>
+      <w:pPr>
+        <w:spacing w:after="150"/>
+      </w:pPr>
+      <w:r>
+        <w:t xml:space="preserve">    nome do órgão (além de objeto+cidade), cobrindo a separação     "ministerial, secretaria, municipal, estadual, federal" pedida —     ministério/secretaria não viraram esfera nova (evita mexer na trava     do art. 86); aparecem via busca de texto no nome do órgão.</w:t>
+      </w:r>
+    </w:p>
+    <w:p>
+      <w:pPr>
+        <w:pStyle w:val="ListParagraph"/>
+        <w:numPr>
+          <w:ilvl w:val="0"/>
+          <w:numId w:val="1"/>
+        </w:numPr>
+        <w:spacing w:after="60"/>
+      </w:pPr>
+      <w:r>
+        <w:t xml:space="preserve">Verificado ao vivo com Playwright: criar entidade → criar contato →</w:t>
+      </w:r>
+    </w:p>
+    <w:p>
+      <w:pPr>
+        <w:spacing w:after="150"/>
+      </w:pPr>
+      <w:r>
+        <w:t xml:space="preserve">    registrar interação → catálogo de fornecedores → filtro esfera+órgão     em `/atas`, tudo funcionando, sem erro de console.</w:t>
       </w:r>
     </w:p>
     <w:p>

--- a/ESCOPO-DO-PROJETO.docx
+++ b/ESCOPO-DO-PROJETO.docx
@@ -3801,6 +3801,145 @@
       </w:pPr>
       <w:r>
         <w:t xml:space="preserve">    registrar interação → catálogo de fornecedores → filtro esfera+órgão     em `/atas`, tudo funcionando, sem erro de console.</w:t>
+      </w:r>
+    </w:p>
+    <w:p>
+      <w:pPr>
+        <w:pStyle w:val="ListParagraph"/>
+        <w:numPr>
+          <w:ilvl w:val="0"/>
+          <w:numId w:val="1"/>
+        </w:numPr>
+        <w:spacing w:after="60"/>
+      </w:pPr>
+      <w:r>
+        <w:rPr>
+          <w:b/>
+          <w:bCs/>
+        </w:rPr>
+        <w:t xml:space="preserve">Lote 1 do levantamento de municípios (2026-09-05)</w:t>
+      </w:r>
+      <w:r>
+        <w:t xml:space="preserve"> — "a gente já vai</w:t>
+      </w:r>
+    </w:p>
+    <w:p>
+      <w:pPr>
+        <w:spacing w:after="150"/>
+      </w:pPr>
+      <w:r>
+        <w:t xml:space="preserve">  entregar o sistema alimentado" (não é o parceiro nem o município que   cadastra). Consultada ao vivo a API de dados agregados do IBGE (tabela   6579, população estimada) pra Goiás, Tocantins, Mato Grosso, Mato   Grosso do Sul, Bahia, Pará, Amazonas, Maranhão, Piauí, Minas Gerais e   Paraná — critério de porte "nem astronômico nem minúsculo": população   estimada 2026 entre 15.000 e 250.000 habitantes, capitais excluídas   (tratadas à parte). Resultado: </w:t>
+      </w:r>
+      <w:r>
+        <w:rPr>
+          <w:b/>
+          <w:bCs/>
+        </w:rPr>
+        <w:t xml:space="preserve">1.073 municípios</w:t>
+      </w:r>
+      <w:r>
+        <w:t xml:space="preserve"> (pedido foi ~1.000;   ficou um pouco acima pra manter representação de todos os 11 estados —   Tocantins, o mais esparsamente povoado, só tem 14 municípios nessa   faixa). Nota lateral: o Brasil tem 5.571 municípios (confirmado ao vivo   via IBGE), não 5.246 como mencionado — número certo registrado aqui pra   referência futura.</w:t>
+      </w:r>
+    </w:p>
+    <w:p>
+      <w:pPr>
+        <w:pStyle w:val="ListParagraph"/>
+        <w:numPr>
+          <w:ilvl w:val="0"/>
+          <w:numId w:val="1"/>
+        </w:numPr>
+        <w:spacing w:after="60"/>
+      </w:pPr>
+      <w:r>
+        <w:t xml:space="preserve">Novo campo `EntidadeAlvo.codigoIbgeMunicipio` (único, migração</w:t>
+      </w:r>
+    </w:p>
+    <w:p>
+      <w:pPr>
+        <w:spacing w:after="150"/>
+      </w:pPr>
+      <w:r>
+        <w:t xml:space="preserve">    `20260905190000_codigo_ibge_municipio`) — chave de upsert segura pra     rodar levantamentos futuros (lote 2, lote 3...) sem duplicar     município já cadastrado.</w:t>
+      </w:r>
+    </w:p>
+    <w:p>
+      <w:pPr>
+        <w:pStyle w:val="ListParagraph"/>
+        <w:numPr>
+          <w:ilvl w:val="0"/>
+          <w:numId w:val="1"/>
+        </w:numPr>
+        <w:spacing w:after="60"/>
+      </w:pPr>
+      <w:r>
+        <w:t xml:space="preserve">`prisma/data/municipios-alvo-lote1.json` (dado bruto) +</w:t>
+      </w:r>
+    </w:p>
+    <w:p>
+      <w:pPr>
+        <w:spacing w:after="150"/>
+      </w:pPr>
+      <w:r>
+        <w:t xml:space="preserve">    `prisma/seed-municipios-alvo.ts` (`npm run seed:municipios-alvo`) —     script idempotente, cada município vira uma `EntidadeAlvo` tipo     "municipal", </w:t>
+      </w:r>
+      <w:r>
+        <w:rPr>
+          <w:b/>
+          <w:bCs/>
+        </w:rPr>
+        <w:t xml:space="preserve">sem nenhum contato ainda</w:t>
+      </w:r>
+      <w:r>
+        <w:t xml:space="preserve"> — prefeito/secretários são     o que o time comercial levanta rodada a rodada em     `/admin/entidades/[id]`. Verificado ao vivo: os 1.073 já aparecem em     `/admin/entidades?tipo=municipal`; rodar o script duas vezes não     duplica nada (1073 criados → 0 criados/1073 já existiam).</w:t>
+      </w:r>
+    </w:p>
+    <w:p>
+      <w:pPr>
+        <w:pStyle w:val="ListParagraph"/>
+        <w:numPr>
+          <w:ilvl w:val="0"/>
+          <w:numId w:val="1"/>
+        </w:numPr>
+        <w:spacing w:after="60"/>
+      </w:pPr>
+      <w:r>
+        <w:t xml:space="preserve">Planilha de entrega gerada (`Levantamento-Municipios-Lote1.xlsx`,</w:t>
+      </w:r>
+    </w:p>
+    <w:p>
+      <w:pPr>
+        <w:spacing w:after="150"/>
+      </w:pPr>
+      <w:r>
+        <w:t xml:space="preserve">    fora do repositório) com aba de metodologia + lista completa, pra     revisão e distribuição pro time comercial.</w:t>
+      </w:r>
+    </w:p>
+    <w:p>
+      <w:pPr>
+        <w:pStyle w:val="ListParagraph"/>
+        <w:numPr>
+          <w:ilvl w:val="0"/>
+          <w:numId w:val="1"/>
+        </w:numPr>
+        <w:spacing w:after="60"/>
+      </w:pPr>
+      <w:r>
+        <w:rPr>
+          <w:b/>
+          <w:bCs/>
+        </w:rPr>
+        <w:t xml:space="preserve">Não construído ainda, proposto como próxima decisão</w:t>
+      </w:r>
+      <w:r>
+        <w:t xml:space="preserve">: o "agente"</w:t>
+      </w:r>
+    </w:p>
+    <w:p>
+      <w:pPr>
+        <w:spacing w:after="150"/>
+      </w:pPr>
+      <w:r>
+        <w:t xml:space="preserve">    de levantamento automático (pesquisar na internet e já preencher     prefeito/secretário/contato de cada município) mencionado pelo     usuário. Não construído sem antes decidir: (a) como a pesquisa entra     — via Claude API com busca na web, integrada a um botão em     `/admin/entidades/[id]`; (b) revisão humana obrigatória antes de     salvar um contato (risco real de dado errado sobre uma pessoa de     verdade, diferente de dado de ata/licitação); (c) custo de API por     consulta. Fica registrado como decisão pendente, não como gap     esquecido.</w:t>
       </w:r>
     </w:p>
     <w:p>
